--- a/Relatório_Final.docx
+++ b/Relatório_Final.docx
@@ -800,7 +800,7 @@
             <w:lang w:val="pt-BR"/>
           </w:rPr>
           <w:tab/>
-          <w:t>4</w:t>
+          <w:t>5</w:t>
         </w:r>
       </w:hyperlink>
     </w:p>
@@ -900,7 +900,7 @@
             <w:lang w:val="pt-BR"/>
           </w:rPr>
           <w:tab/>
-          <w:t>6</w:t>
+          <w:t>7</w:t>
         </w:r>
       </w:hyperlink>
     </w:p>
@@ -927,7 +927,7 @@
             <w:lang w:val="pt-BR"/>
           </w:rPr>
           <w:tab/>
-          <w:t>6</w:t>
+          <w:t>7</w:t>
         </w:r>
       </w:hyperlink>
     </w:p>
@@ -981,7 +981,7 @@
             <w:lang w:val="pt-BR"/>
           </w:rPr>
           <w:tab/>
-          <w:t>7</w:t>
+          <w:t>8</w:t>
         </w:r>
       </w:hyperlink>
     </w:p>
@@ -1062,7 +1062,226 @@
             <w:lang w:val="pt-BR"/>
           </w:rPr>
           <w:tab/>
-          <w:t>8</w:t>
+          <w:t>9</w:t>
+        </w:r>
+      </w:hyperlink>
+    </w:p>
+    <w:p>
+      <w:pPr>
+        <w:tabs>
+          <w:tab w:val="right" w:leader="dot" w:pos="9638"/>
+        </w:tabs>
+        <w:spacing w:before="80" w:after="80"/>
+        <w:rPr>
+          <w:lang w:val="pt-BR"/>
+        </w:rPr>
+      </w:pPr>
+      <w:hyperlink w:anchor="sec100" w:history="1">
+        <w:r>
+          <w:rPr>
+            <w:b/>
+            <w:bCs/>
+            <w:lang w:val="pt-BR"/>
+          </w:rPr>
+          <w:t xml:space="preserve">3. Modelos baseados em capturas</w:t>
+        </w:r>
+        <w:r>
+          <w:rPr>
+            <w:b/>
+            <w:bCs/>
+            <w:lang w:val="pt-BR"/>
+          </w:rPr>
+          <w:tab/>
+          <w:t>9</w:t>
+        </w:r>
+      </w:hyperlink>
+    </w:p>
+    <w:p>
+      <w:pPr>
+        <w:tabs>
+          <w:tab w:val="right" w:leader="dot" w:pos="9638"/>
+        </w:tabs>
+        <w:spacing w:after="30"/>
+        <w:ind w:left="400"/>
+        <w:rPr>
+          <w:lang w:val="pt-BR"/>
+        </w:rPr>
+      </w:pPr>
+      <w:hyperlink w:anchor="sec101" w:history="1">
+        <w:r>
+          <w:rPr>
+            <w:lang w:val="pt-BR"/>
+          </w:rPr>
+          <w:t xml:space="preserve">3.1 Hipóteses para a queda das capturas após 2014</w:t>
+        </w:r>
+        <w:r>
+          <w:rPr>
+            <w:lang w:val="pt-BR"/>
+          </w:rPr>
+          <w:tab/>
+          <w:t>9</w:t>
+        </w:r>
+      </w:hyperlink>
+    </w:p>
+    <w:p>
+      <w:pPr>
+        <w:tabs>
+          <w:tab w:val="right" w:leader="dot" w:pos="9638"/>
+        </w:tabs>
+        <w:spacing w:after="30"/>
+        <w:ind w:left="800"/>
+        <w:rPr>
+          <w:lang w:val="pt-BR"/>
+        </w:rPr>
+      </w:pPr>
+      <w:hyperlink w:anchor="sec102" w:history="1">
+        <w:r>
+          <w:rPr>
+            <w:lang w:val="pt-BR"/>
+          </w:rPr>
+          <w:t xml:space="preserve">3.1.1 Rede neural do CMSY++</w:t>
+        </w:r>
+        <w:r>
+          <w:rPr>
+            <w:lang w:val="pt-BR"/>
+          </w:rPr>
+          <w:tab/>
+          <w:t>10</w:t>
+        </w:r>
+      </w:hyperlink>
+    </w:p>
+    <w:p>
+      <w:pPr>
+        <w:tabs>
+          <w:tab w:val="right" w:leader="dot" w:pos="9638"/>
+        </w:tabs>
+        <w:spacing w:after="30"/>
+        <w:ind w:left="800"/>
+        <w:rPr>
+          <w:lang w:val="pt-BR"/>
+        </w:rPr>
+      </w:pPr>
+      <w:hyperlink w:anchor="sec103" w:history="1">
+        <w:r>
+          <w:rPr>
+            <w:lang w:val="pt-BR"/>
+          </w:rPr>
+          <w:t xml:space="preserve">3.1.2 zBRT</w:t>
+        </w:r>
+        <w:r>
+          <w:rPr>
+            <w:lang w:val="pt-BR"/>
+          </w:rPr>
+          <w:tab/>
+          <w:t>10</w:t>
+        </w:r>
+      </w:hyperlink>
+    </w:p>
+    <w:p>
+      <w:pPr>
+        <w:tabs>
+          <w:tab w:val="right" w:leader="dot" w:pos="9638"/>
+        </w:tabs>
+        <w:spacing w:after="30"/>
+        <w:ind w:left="800"/>
+        <w:rPr>
+          <w:lang w:val="pt-BR"/>
+        </w:rPr>
+      </w:pPr>
+      <w:hyperlink w:anchor="sec104" w:history="1">
+        <w:r>
+          <w:rPr>
+            <w:lang w:val="pt-BR"/>
+          </w:rPr>
+          <w:t xml:space="preserve">3.1.3 Prioris de mudança de alvo e não informativa</w:t>
+        </w:r>
+        <w:r>
+          <w:rPr>
+            <w:lang w:val="pt-BR"/>
+          </w:rPr>
+          <w:tab/>
+          <w:t>10</w:t>
+        </w:r>
+      </w:hyperlink>
+    </w:p>
+    <w:p>
+      <w:pPr>
+        <w:tabs>
+          <w:tab w:val="right" w:leader="dot" w:pos="9638"/>
+        </w:tabs>
+        <w:spacing w:after="30"/>
+        <w:ind w:left="800"/>
+        <w:rPr>
+          <w:lang w:val="pt-BR"/>
+        </w:rPr>
+      </w:pPr>
+      <w:hyperlink w:anchor="sec105" w:history="1">
+        <w:r>
+          <w:rPr>
+            <w:lang w:val="pt-BR"/>
+          </w:rPr>
+          <w:t xml:space="preserve">3.1.4 Depleção no início da série</w:t>
+        </w:r>
+        <w:r>
+          <w:rPr>
+            <w:lang w:val="pt-BR"/>
+          </w:rPr>
+          <w:tab/>
+          <w:t>11</w:t>
+        </w:r>
+      </w:hyperlink>
+    </w:p>
+    <w:p>
+      <w:pPr>
+        <w:tabs>
+          <w:tab w:val="right" w:leader="dot" w:pos="9638"/>
+        </w:tabs>
+        <w:spacing w:after="30"/>
+        <w:ind w:left="400"/>
+        <w:rPr>
+          <w:lang w:val="pt-BR"/>
+        </w:rPr>
+      </w:pPr>
+      <w:hyperlink w:anchor="sec106" w:history="1">
+        <w:r>
+          <w:rPr>
+            <w:lang w:val="pt-BR"/>
+          </w:rPr>
+          <w:t xml:space="preserve">3.2 Priori da taxa intrínseca de crescimento (r)</w:t>
+        </w:r>
+        <w:r>
+          <w:rPr>
+            <w:lang w:val="pt-BR"/>
+          </w:rPr>
+          <w:tab/>
+          <w:t>11</w:t>
+        </w:r>
+      </w:hyperlink>
+    </w:p>
+    <w:p>
+      <w:pPr>
+        <w:tabs>
+          <w:tab w:val="right" w:leader="dot" w:pos="9638"/>
+        </w:tabs>
+        <w:spacing w:after="30"/>
+        <w:ind w:left="400"/>
+        <w:rPr>
+          <w:lang w:val="pt-BR"/>
+        </w:rPr>
+      </w:pPr>
+      <w:hyperlink w:anchor="sec107" w:history="1">
+        <w:r>
+          <w:rPr>
+            <w:lang w:val="pt-BR"/>
+          </w:rPr>
+          <w:t xml:space="preserve">3.3 Idade de primeira maturação</w:t>
+        </w:r>
+        <w:r>
+          <w:rPr>
+            <w:lang w:val="pt-BR"/>
+          </w:rPr>
+          <w:tab/>
+          <w:t>12</w:t>
         </w:r>
       </w:hyperlink>
     </w:p>
@@ -1092,7 +1311,7 @@
             <w:lang w:val="pt-BR"/>
           </w:rPr>
           <w:tab/>
-          <w:t>8</w:t>
+          <w:t>12</w:t>
         </w:r>
       </w:hyperlink>
     </w:p>
@@ -5724,6 +5943,2079 @@
     <w:p>
       <w:pPr>
         <w:pStyle w:val="Ttulo1"/>
+        <w:rPr>
+          <w:lang w:val="pt-BR"/>
+        </w:rPr>
+      </w:pPr>
+      <w:bookmarkStart w:id="100" w:name="sec100"/>
+      <w:r>
+        <w:rPr>
+          <w:lang w:val="pt-BR"/>
+        </w:rPr>
+        <w:t xml:space="preserve">3. Modelos baseados em capturas</w:t>
+      </w:r>
+      <w:bookmarkEnd w:id="100"/>
+    </w:p>
+    <w:p>
+      <w:pPr>
+        <w:spacing w:after="100"/>
+        <w:ind w:firstLine="425"/>
+        <w:jc w:val="both"/>
+        <w:rPr>
+          <w:lang w:val="pt-BR"/>
+        </w:rPr>
+      </w:pPr>
+      <w:r>
+        <w:rPr>
+          <w:lang w:val="pt-BR"/>
+        </w:rPr>
+        <w:t xml:space="preserve">Os modelos baseados apenas em capturas reconstroem a trajetória da biomassa a partir da série de desembarques e de informação prévia sobre a biologia da espécie. Foram aplicados dois métodos: a </w:t>
+      </w:r>
+      <w:r>
+        <w:rPr>
+          <w:i/>
+          <w:iCs/>
+          <w:lang w:val="pt-BR"/>
+        </w:rPr>
+        <w:t xml:space="preserve">Depletion-Based Stock Reduction Analysis</w:t>
+      </w:r>
+      <w:r>
+        <w:rPr>
+          <w:lang w:val="pt-BR"/>
+        </w:rPr>
+        <w:t xml:space="preserve"> (DB-SRA; Dick &amp; MacCall, 2011) e o CMSY++ (Froese et al., 2023). Ambos seguem o mesmo princípio: entre as combinações de parâmetros sorteadas a partir das distribuições a priori, são retidas apenas as que produzem trajetórias de biomassa compatíveis com as capturas observadas, sem colapso do estoque e terminando no nível de depleção assumido.</w:t>
+      </w:r>
+    </w:p>
+    <w:p>
+      <w:pPr>
+        <w:spacing w:after="100"/>
+        <w:ind w:firstLine="425"/>
+        <w:jc w:val="both"/>
+        <w:rPr>
+          <w:lang w:val="pt-BR"/>
+        </w:rPr>
+      </w:pPr>
+      <w:r>
+        <w:rPr>
+          <w:lang w:val="pt-BR"/>
+        </w:rPr>
+        <w:t xml:space="preserve">Como a série de capturas, isoladamente, não informa o tamanho do estoque nem o seu nível atual, esses métodos dependem de prioris para a biomassa relativa (B/K) no início e no fim da série, e a depleção final é a premissa com maior influência sobre os resultados (Dick &amp; MacCall, 2011; Froese et al., 2017). Nesta seção descrevem-se as hipóteses de depleção adotadas, a priori da taxa intrínseca de crescimento populacional (</w:t>
+      </w:r>
+      <w:r>
+        <w:rPr>
+          <w:i/>
+          <w:iCs/>
+          <w:lang w:val="pt-BR"/>
+        </w:rPr>
+        <w:t xml:space="preserve">r</w:t>
+      </w:r>
+      <w:r>
+        <w:rPr>
+          <w:lang w:val="pt-BR"/>
+        </w:rPr>
+        <w:t xml:space="preserve">) e a idade de primeira maturação usada no DB-SRA.</w:t>
+      </w:r>
+    </w:p>
+    <w:p>
+      <w:pPr>
+        <w:pStyle w:val="Ttulo2"/>
+        <w:rPr>
+          <w:lang w:val="pt-BR"/>
+        </w:rPr>
+      </w:pPr>
+      <w:bookmarkStart w:id="101" w:name="sec101"/>
+      <w:r>
+        <w:rPr>
+          <w:lang w:val="pt-BR"/>
+        </w:rPr>
+        <w:t xml:space="preserve">3.1 Hipóteses para a queda das capturas após 2014</w:t>
+      </w:r>
+      <w:bookmarkEnd w:id="101"/>
+    </w:p>
+    <w:p>
+      <w:pPr>
+        <w:spacing w:after="100"/>
+        <w:ind w:firstLine="425"/>
+        <w:jc w:val="both"/>
+        <w:rPr>
+          <w:lang w:val="pt-BR"/>
+        </w:rPr>
+      </w:pPr>
+      <w:r>
+        <w:rPr>
+          <w:lang w:val="pt-BR"/>
+        </w:rPr>
+        <w:t xml:space="preserve">A série de desembarques apresenta uma redução acentuada a partir de 2014, de cerca de 2.200 t em 2013 para menos de 250 t anuais entre 2021 e 2023 (Seção 2.3.1). Duas explicações, com consequências opostas para o diagnóstico do estoque, são compatíveis com essa queda:</w:t>
+      </w:r>
+    </w:p>
+    <w:p>
+      <w:pPr>
+        <w:spacing w:after="80"/>
+        <w:ind w:left="425"/>
+        <w:jc w:val="both"/>
+        <w:rPr>
+          <w:lang w:val="pt-BR"/>
+        </w:rPr>
+      </w:pPr>
+      <w:r>
+        <w:rPr>
+          <w:b/>
+          <w:bCs/>
+          <w:lang w:val="pt-BR"/>
+        </w:rPr>
+        <w:t xml:space="preserve">Hipótese 1, redução do estoque:</w:t>
+      </w:r>
+      <w:r>
+        <w:rPr>
+          <w:lang w:val="pt-BR"/>
+        </w:rPr>
+        <w:t xml:space="preserve"> a biomassa diminuiu e as capturas caíram porque há menos peixe disponível, sem margem para voltarem a crescer. Nesse caso, a biomassa relativa no fim da série é baixa. Essa hipótese foi representada por dois métodos que inferem a depleção a partir da forma da série de capturas: a rede neural do CMSY++ e o zBRT.</w:t>
+      </w:r>
+    </w:p>
+    <w:p>
+      <w:pPr>
+        <w:spacing w:after="80"/>
+        <w:ind w:left="425"/>
+        <w:jc w:val="both"/>
+        <w:rPr>
+          <w:lang w:val="pt-BR"/>
+        </w:rPr>
+      </w:pPr>
+      <w:r>
+        <w:rPr>
+          <w:b/>
+          <w:bCs/>
+          <w:lang w:val="pt-BR"/>
+        </w:rPr>
+        <w:t xml:space="preserve">Hipótese 2, mudança de direcionamento da frota:</w:t>
+      </w:r>
+      <w:r>
+        <w:rPr>
+          <w:lang w:val="pt-BR"/>
+        </w:rPr>
+        <w:t xml:space="preserve"> a frota de cerco, que é multiespecífica (Seção 1.2), passou a direcionar o esforço para outras espécies, e as capturas de cavala preta caíram sem uma redução proporcional da biomassa, que pode ter se mantido ou recuperado. Essa hipótese foi representada por duas prioris que não impõem depleção severa: a priori de mudança de alvo e a priori não informativa.</w:t>
+      </w:r>
+    </w:p>
+    <w:p>
+      <w:pPr>
+        <w:spacing w:after="100"/>
+        <w:ind w:firstLine="425"/>
+        <w:jc w:val="both"/>
+        <w:rPr>
+          <w:lang w:val="pt-BR"/>
+        </w:rPr>
+      </w:pPr>
+      <w:r>
+        <w:rPr>
+          <w:lang w:val="pt-BR"/>
+        </w:rPr>
+        <w:t xml:space="preserve">Os dados de captura não permitem distinguir entre as duas explicações. Por isso, ambas foram mantidas como cenários alternativos e combinadas com as demais premissas de cada modelo. A comparação dos resultados entre os dois grupos de cenários indica quanto do diagnóstico depende dessa escolha. As quatro prioris de depleção final estão resumidas na Tabela 3.</w:t>
+      </w:r>
+    </w:p>
+    <w:p>
+      <w:pPr>
+        <w:keepNext/>
+        <w:spacing w:before="120" w:after="60"/>
+        <w:rPr>
+          <w:sz w:val="20"/>
+          <w:szCs w:val="20"/>
+          <w:lang w:val="pt-BR"/>
+        </w:rPr>
+      </w:pPr>
+      <w:r>
+        <w:rPr>
+          <w:sz w:val="20"/>
+          <w:szCs w:val="20"/>
+          <w:b/>
+          <w:bCs/>
+          <w:lang w:val="pt-BR"/>
+        </w:rPr>
+        <w:t xml:space="preserve">Tabela 3.</w:t>
+      </w:r>
+      <w:r>
+        <w:rPr>
+          <w:sz w:val="20"/>
+          <w:szCs w:val="20"/>
+          <w:lang w:val="pt-BR"/>
+        </w:rPr>
+        <w:t xml:space="preserve"> Hipóteses de depleção final (B/K em 2023) usadas nos modelos baseados em capturas.</w:t>
+      </w:r>
+    </w:p>
+    <w:tbl>
+      <w:tblPr>
+        <w:tblW w:w="9638" w:type="dxa"/>
+        <w:tblLayout w:type="fixed"/>
+      </w:tblPr>
+      <w:tblGrid>
+        <w:gridCol w:w="2120"/>
+        <w:gridCol w:w="2506"/>
+        <w:gridCol w:w="1928"/>
+        <w:gridCol w:w="3084"/>
+      </w:tblGrid>
+      <w:tr>
+        <w:trPr>
+          <w:tblHeader/>
+        </w:trPr>
+        <w:tc>
+          <w:tcPr>
+            <w:tcW w:w="2120" w:type="dxa"/>
+            <w:tcBorders>
+              <w:top w:val="single" w:sz="4" w:space="0" w:color="A6B4C0"/>
+              <w:left w:val="single" w:sz="4" w:space="0" w:color="A6B4C0"/>
+              <w:bottom w:val="single" w:sz="4" w:space="0" w:color="A6B4C0"/>
+              <w:right w:val="single" w:sz="4" w:space="0" w:color="A6B4C0"/>
+            </w:tcBorders>
+            <w:shd w:val="clear" w:color="auto" w:fill="1F4E79"/>
+            <w:tcMar>
+              <w:top w:w="50" w:type="dxa"/>
+              <w:left w:w="80" w:type="dxa"/>
+              <w:bottom w:w="50" w:type="dxa"/>
+              <w:right w:w="80" w:type="dxa"/>
+            </w:tcMar>
+          </w:tcPr>
+          <w:p>
+            <w:pPr>
+              <w:spacing w:after="0"/>
+            </w:pPr>
+            <w:r>
+              <w:rPr>
+                <w:b/>
+                <w:bCs/>
+                <w:color w:val="FFFFFF"/>
+                <w:sz w:val="18"/>
+                <w:szCs w:val="18"/>
+                <w:lang w:val="pt-BR"/>
+              </w:rPr>
+              <w:t xml:space="preserve">Priori</w:t>
+            </w:r>
+          </w:p>
+        </w:tc>
+        <w:tc>
+          <w:tcPr>
+            <w:tcW w:w="2506" w:type="dxa"/>
+            <w:tcBorders>
+              <w:top w:val="single" w:sz="4" w:space="0" w:color="A6B4C0"/>
+              <w:left w:val="single" w:sz="4" w:space="0" w:color="A6B4C0"/>
+              <w:bottom w:val="single" w:sz="4" w:space="0" w:color="A6B4C0"/>
+              <w:right w:val="single" w:sz="4" w:space="0" w:color="A6B4C0"/>
+            </w:tcBorders>
+            <w:shd w:val="clear" w:color="auto" w:fill="1F4E79"/>
+            <w:tcMar>
+              <w:top w:w="50" w:type="dxa"/>
+              <w:left w:w="80" w:type="dxa"/>
+              <w:bottom w:w="50" w:type="dxa"/>
+              <w:right w:w="80" w:type="dxa"/>
+            </w:tcMar>
+          </w:tcPr>
+          <w:p>
+            <w:pPr>
+              <w:spacing w:after="0"/>
+            </w:pPr>
+            <w:r>
+              <w:rPr>
+                <w:b/>
+                <w:bCs/>
+                <w:color w:val="FFFFFF"/>
+                <w:sz w:val="18"/>
+                <w:szCs w:val="18"/>
+                <w:lang w:val="pt-BR"/>
+              </w:rPr>
+              <w:t xml:space="preserve">Hipótese sobre a queda das capturas</w:t>
+            </w:r>
+          </w:p>
+        </w:tc>
+        <w:tc>
+          <w:tcPr>
+            <w:tcW w:w="1928" w:type="dxa"/>
+            <w:tcBorders>
+              <w:top w:val="single" w:sz="4" w:space="0" w:color="A6B4C0"/>
+              <w:left w:val="single" w:sz="4" w:space="0" w:color="A6B4C0"/>
+              <w:bottom w:val="single" w:sz="4" w:space="0" w:color="A6B4C0"/>
+              <w:right w:val="single" w:sz="4" w:space="0" w:color="A6B4C0"/>
+            </w:tcBorders>
+            <w:shd w:val="clear" w:color="auto" w:fill="1F4E79"/>
+            <w:tcMar>
+              <w:top w:w="50" w:type="dxa"/>
+              <w:left w:w="80" w:type="dxa"/>
+              <w:bottom w:w="50" w:type="dxa"/>
+              <w:right w:w="80" w:type="dxa"/>
+            </w:tcMar>
+          </w:tcPr>
+          <w:p>
+            <w:pPr>
+              <w:spacing w:after="0"/>
+            </w:pPr>
+            <w:r>
+              <w:rPr>
+                <w:b/>
+                <w:bCs/>
+                <w:color w:val="FFFFFF"/>
+                <w:sz w:val="18"/>
+                <w:szCs w:val="18"/>
+                <w:lang w:val="pt-BR"/>
+              </w:rPr>
+              <w:t xml:space="preserve">B/K final (intervalo; valor central)</w:t>
+            </w:r>
+          </w:p>
+        </w:tc>
+        <w:tc>
+          <w:tcPr>
+            <w:tcW w:w="3084" w:type="dxa"/>
+            <w:tcBorders>
+              <w:top w:val="single" w:sz="4" w:space="0" w:color="A6B4C0"/>
+              <w:left w:val="single" w:sz="4" w:space="0" w:color="A6B4C0"/>
+              <w:bottom w:val="single" w:sz="4" w:space="0" w:color="A6B4C0"/>
+              <w:right w:val="single" w:sz="4" w:space="0" w:color="A6B4C0"/>
+            </w:tcBorders>
+            <w:shd w:val="clear" w:color="auto" w:fill="1F4E79"/>
+            <w:tcMar>
+              <w:top w:w="50" w:type="dxa"/>
+              <w:left w:w="80" w:type="dxa"/>
+              <w:bottom w:w="50" w:type="dxa"/>
+              <w:right w:w="80" w:type="dxa"/>
+            </w:tcMar>
+          </w:tcPr>
+          <w:p>
+            <w:pPr>
+              <w:spacing w:after="0"/>
+            </w:pPr>
+            <w:r>
+              <w:rPr>
+                <w:b/>
+                <w:bCs/>
+                <w:color w:val="FFFFFF"/>
+                <w:sz w:val="18"/>
+                <w:szCs w:val="18"/>
+                <w:lang w:val="pt-BR"/>
+              </w:rPr>
+              <w:t xml:space="preserve">Origem</w:t>
+            </w:r>
+          </w:p>
+        </w:tc>
+      </w:tr>
+      <w:tr>
+        <w:trPr>
+          <w:cantSplit/>
+        </w:trPr>
+        <w:tc>
+          <w:tcPr>
+            <w:tcW w:w="2120" w:type="dxa"/>
+            <w:tcBorders>
+              <w:top w:val="single" w:sz="4" w:space="0" w:color="A6B4C0"/>
+              <w:left w:val="single" w:sz="4" w:space="0" w:color="A6B4C0"/>
+              <w:bottom w:val="single" w:sz="4" w:space="0" w:color="A6B4C0"/>
+              <w:right w:val="single" w:sz="4" w:space="0" w:color="A6B4C0"/>
+            </w:tcBorders>
+            <w:tcMar>
+              <w:top w:w="50" w:type="dxa"/>
+              <w:left w:w="80" w:type="dxa"/>
+              <w:bottom w:w="50" w:type="dxa"/>
+              <w:right w:w="80" w:type="dxa"/>
+            </w:tcMar>
+          </w:tcPr>
+          <w:p>
+            <w:pPr>
+              <w:spacing w:after="0"/>
+            </w:pPr>
+            <w:r>
+              <w:rPr>
+                <w:sz w:val="18"/>
+                <w:szCs w:val="18"/>
+                <w:lang w:val="pt-BR"/>
+              </w:rPr>
+              <w:t xml:space="preserve">Rede neural do CMSY++</w:t>
+            </w:r>
+          </w:p>
+        </w:tc>
+        <w:tc>
+          <w:tcPr>
+            <w:tcW w:w="2506" w:type="dxa"/>
+            <w:tcBorders>
+              <w:top w:val="single" w:sz="4" w:space="0" w:color="A6B4C0"/>
+              <w:left w:val="single" w:sz="4" w:space="0" w:color="A6B4C0"/>
+              <w:bottom w:val="single" w:sz="4" w:space="0" w:color="A6B4C0"/>
+              <w:right w:val="single" w:sz="4" w:space="0" w:color="A6B4C0"/>
+            </w:tcBorders>
+            <w:tcMar>
+              <w:top w:w="50" w:type="dxa"/>
+              <w:left w:w="80" w:type="dxa"/>
+              <w:bottom w:w="50" w:type="dxa"/>
+              <w:right w:w="80" w:type="dxa"/>
+            </w:tcMar>
+          </w:tcPr>
+          <w:p>
+            <w:pPr>
+              <w:spacing w:after="0"/>
+            </w:pPr>
+            <w:r>
+              <w:rPr>
+                <w:sz w:val="18"/>
+                <w:szCs w:val="18"/>
+                <w:lang w:val="pt-BR"/>
+              </w:rPr>
+              <w:t xml:space="preserve">1: redução do estoque</w:t>
+            </w:r>
+          </w:p>
+        </w:tc>
+        <w:tc>
+          <w:tcPr>
+            <w:tcW w:w="1928" w:type="dxa"/>
+            <w:tcBorders>
+              <w:top w:val="single" w:sz="4" w:space="0" w:color="A6B4C0"/>
+              <w:left w:val="single" w:sz="4" w:space="0" w:color="A6B4C0"/>
+              <w:bottom w:val="single" w:sz="4" w:space="0" w:color="A6B4C0"/>
+              <w:right w:val="single" w:sz="4" w:space="0" w:color="A6B4C0"/>
+            </w:tcBorders>
+            <w:tcMar>
+              <w:top w:w="50" w:type="dxa"/>
+              <w:left w:w="80" w:type="dxa"/>
+              <w:bottom w:w="50" w:type="dxa"/>
+              <w:right w:w="80" w:type="dxa"/>
+            </w:tcMar>
+          </w:tcPr>
+          <w:p>
+            <w:pPr>
+              <w:spacing w:after="0"/>
+            </w:pPr>
+            <w:r>
+              <w:rPr>
+                <w:sz w:val="18"/>
+                <w:szCs w:val="18"/>
+                <w:lang w:val="pt-BR"/>
+              </w:rPr>
+              <w:t xml:space="preserve">0,03–0,25; 0,14</w:t>
+            </w:r>
+          </w:p>
+        </w:tc>
+        <w:tc>
+          <w:tcPr>
+            <w:tcW w:w="3084" w:type="dxa"/>
+            <w:tcBorders>
+              <w:top w:val="single" w:sz="4" w:space="0" w:color="A6B4C0"/>
+              <w:left w:val="single" w:sz="4" w:space="0" w:color="A6B4C0"/>
+              <w:bottom w:val="single" w:sz="4" w:space="0" w:color="A6B4C0"/>
+              <w:right w:val="single" w:sz="4" w:space="0" w:color="A6B4C0"/>
+            </w:tcBorders>
+            <w:tcMar>
+              <w:top w:w="50" w:type="dxa"/>
+              <w:left w:w="80" w:type="dxa"/>
+              <w:bottom w:w="50" w:type="dxa"/>
+              <w:right w:w="80" w:type="dxa"/>
+            </w:tcMar>
+          </w:tcPr>
+          <w:p>
+            <w:pPr>
+              <w:spacing w:after="0"/>
+            </w:pPr>
+            <w:r>
+              <w:rPr>
+                <w:sz w:val="18"/>
+                <w:szCs w:val="18"/>
+                <w:lang w:val="pt-BR"/>
+              </w:rPr>
+              <w:t xml:space="preserve">Inferida da forma da série de capturas (Froese et al., 2023)</w:t>
+            </w:r>
+          </w:p>
+        </w:tc>
+      </w:tr>
+      <w:tr>
+        <w:trPr>
+          <w:cantSplit/>
+        </w:trPr>
+        <w:tc>
+          <w:tcPr>
+            <w:tcW w:w="2120" w:type="dxa"/>
+            <w:tcBorders>
+              <w:top w:val="single" w:sz="4" w:space="0" w:color="A6B4C0"/>
+              <w:left w:val="single" w:sz="4" w:space="0" w:color="A6B4C0"/>
+              <w:bottom w:val="single" w:sz="4" w:space="0" w:color="A6B4C0"/>
+              <w:right w:val="single" w:sz="4" w:space="0" w:color="A6B4C0"/>
+            </w:tcBorders>
+            <w:shd w:val="clear" w:color="auto" w:fill="EEF3F7"/>
+            <w:tcMar>
+              <w:top w:w="50" w:type="dxa"/>
+              <w:left w:w="80" w:type="dxa"/>
+              <w:bottom w:w="50" w:type="dxa"/>
+              <w:right w:w="80" w:type="dxa"/>
+            </w:tcMar>
+          </w:tcPr>
+          <w:p>
+            <w:pPr>
+              <w:spacing w:after="0"/>
+            </w:pPr>
+            <w:r>
+              <w:rPr>
+                <w:sz w:val="18"/>
+                <w:szCs w:val="18"/>
+                <w:lang w:val="pt-BR"/>
+              </w:rPr>
+              <w:t xml:space="preserve">zBRT</w:t>
+            </w:r>
+          </w:p>
+        </w:tc>
+        <w:tc>
+          <w:tcPr>
+            <w:tcW w:w="2506" w:type="dxa"/>
+            <w:tcBorders>
+              <w:top w:val="single" w:sz="4" w:space="0" w:color="A6B4C0"/>
+              <w:left w:val="single" w:sz="4" w:space="0" w:color="A6B4C0"/>
+              <w:bottom w:val="single" w:sz="4" w:space="0" w:color="A6B4C0"/>
+              <w:right w:val="single" w:sz="4" w:space="0" w:color="A6B4C0"/>
+            </w:tcBorders>
+            <w:shd w:val="clear" w:color="auto" w:fill="EEF3F7"/>
+            <w:tcMar>
+              <w:top w:w="50" w:type="dxa"/>
+              <w:left w:w="80" w:type="dxa"/>
+              <w:bottom w:w="50" w:type="dxa"/>
+              <w:right w:w="80" w:type="dxa"/>
+            </w:tcMar>
+          </w:tcPr>
+          <w:p>
+            <w:pPr>
+              <w:spacing w:after="0"/>
+            </w:pPr>
+            <w:r>
+              <w:rPr>
+                <w:sz w:val="18"/>
+                <w:szCs w:val="18"/>
+                <w:lang w:val="pt-BR"/>
+              </w:rPr>
+              <w:t xml:space="preserve">1: redução do estoque</w:t>
+            </w:r>
+          </w:p>
+        </w:tc>
+        <w:tc>
+          <w:tcPr>
+            <w:tcW w:w="1928" w:type="dxa"/>
+            <w:tcBorders>
+              <w:top w:val="single" w:sz="4" w:space="0" w:color="A6B4C0"/>
+              <w:left w:val="single" w:sz="4" w:space="0" w:color="A6B4C0"/>
+              <w:bottom w:val="single" w:sz="4" w:space="0" w:color="A6B4C0"/>
+              <w:right w:val="single" w:sz="4" w:space="0" w:color="A6B4C0"/>
+            </w:tcBorders>
+            <w:shd w:val="clear" w:color="auto" w:fill="EEF3F7"/>
+            <w:tcMar>
+              <w:top w:w="50" w:type="dxa"/>
+              <w:left w:w="80" w:type="dxa"/>
+              <w:bottom w:w="50" w:type="dxa"/>
+              <w:right w:w="80" w:type="dxa"/>
+            </w:tcMar>
+          </w:tcPr>
+          <w:p>
+            <w:pPr>
+              <w:spacing w:after="0"/>
+            </w:pPr>
+            <w:r>
+              <w:rPr>
+                <w:sz w:val="18"/>
+                <w:szCs w:val="18"/>
+                <w:lang w:val="pt-BR"/>
+              </w:rPr>
+              <w:t xml:space="preserve">0,01–0,44; 0,16</w:t>
+            </w:r>
+          </w:p>
+        </w:tc>
+        <w:tc>
+          <w:tcPr>
+            <w:tcW w:w="3084" w:type="dxa"/>
+            <w:tcBorders>
+              <w:top w:val="single" w:sz="4" w:space="0" w:color="A6B4C0"/>
+              <w:left w:val="single" w:sz="4" w:space="0" w:color="A6B4C0"/>
+              <w:bottom w:val="single" w:sz="4" w:space="0" w:color="A6B4C0"/>
+              <w:right w:val="single" w:sz="4" w:space="0" w:color="A6B4C0"/>
+            </w:tcBorders>
+            <w:shd w:val="clear" w:color="auto" w:fill="EEF3F7"/>
+            <w:tcMar>
+              <w:top w:w="50" w:type="dxa"/>
+              <w:left w:w="80" w:type="dxa"/>
+              <w:bottom w:w="50" w:type="dxa"/>
+              <w:right w:w="80" w:type="dxa"/>
+            </w:tcMar>
+          </w:tcPr>
+          <w:p>
+            <w:pPr>
+              <w:spacing w:after="0"/>
+            </w:pPr>
+            <w:r>
+              <w:rPr>
+                <w:sz w:val="18"/>
+                <w:szCs w:val="18"/>
+                <w:lang w:val="pt-BR"/>
+              </w:rPr>
+              <w:t xml:space="preserve">Inferida da série de capturas por árvores de regressão (Zhou et al., 2017)</w:t>
+            </w:r>
+          </w:p>
+        </w:tc>
+      </w:tr>
+      <w:tr>
+        <w:trPr>
+          <w:cantSplit/>
+        </w:trPr>
+        <w:tc>
+          <w:tcPr>
+            <w:tcW w:w="2120" w:type="dxa"/>
+            <w:tcBorders>
+              <w:top w:val="single" w:sz="4" w:space="0" w:color="A6B4C0"/>
+              <w:left w:val="single" w:sz="4" w:space="0" w:color="A6B4C0"/>
+              <w:bottom w:val="single" w:sz="4" w:space="0" w:color="A6B4C0"/>
+              <w:right w:val="single" w:sz="4" w:space="0" w:color="A6B4C0"/>
+            </w:tcBorders>
+            <w:tcMar>
+              <w:top w:w="50" w:type="dxa"/>
+              <w:left w:w="80" w:type="dxa"/>
+              <w:bottom w:w="50" w:type="dxa"/>
+              <w:right w:w="80" w:type="dxa"/>
+            </w:tcMar>
+          </w:tcPr>
+          <w:p>
+            <w:pPr>
+              <w:spacing w:after="0"/>
+            </w:pPr>
+            <w:r>
+              <w:rPr>
+                <w:sz w:val="18"/>
+                <w:szCs w:val="18"/>
+                <w:lang w:val="pt-BR"/>
+              </w:rPr>
+              <w:t xml:space="preserve">Mudança de alvo</w:t>
+            </w:r>
+          </w:p>
+        </w:tc>
+        <w:tc>
+          <w:tcPr>
+            <w:tcW w:w="2506" w:type="dxa"/>
+            <w:tcBorders>
+              <w:top w:val="single" w:sz="4" w:space="0" w:color="A6B4C0"/>
+              <w:left w:val="single" w:sz="4" w:space="0" w:color="A6B4C0"/>
+              <w:bottom w:val="single" w:sz="4" w:space="0" w:color="A6B4C0"/>
+              <w:right w:val="single" w:sz="4" w:space="0" w:color="A6B4C0"/>
+            </w:tcBorders>
+            <w:tcMar>
+              <w:top w:w="50" w:type="dxa"/>
+              <w:left w:w="80" w:type="dxa"/>
+              <w:bottom w:w="50" w:type="dxa"/>
+              <w:right w:w="80" w:type="dxa"/>
+            </w:tcMar>
+          </w:tcPr>
+          <w:p>
+            <w:pPr>
+              <w:spacing w:after="0"/>
+            </w:pPr>
+            <w:r>
+              <w:rPr>
+                <w:sz w:val="18"/>
+                <w:szCs w:val="18"/>
+                <w:lang w:val="pt-BR"/>
+              </w:rPr>
+              <w:t xml:space="preserve">2: mudança de direcionamento</w:t>
+            </w:r>
+          </w:p>
+        </w:tc>
+        <w:tc>
+          <w:tcPr>
+            <w:tcW w:w="1928" w:type="dxa"/>
+            <w:tcBorders>
+              <w:top w:val="single" w:sz="4" w:space="0" w:color="A6B4C0"/>
+              <w:left w:val="single" w:sz="4" w:space="0" w:color="A6B4C0"/>
+              <w:bottom w:val="single" w:sz="4" w:space="0" w:color="A6B4C0"/>
+              <w:right w:val="single" w:sz="4" w:space="0" w:color="A6B4C0"/>
+            </w:tcBorders>
+            <w:tcMar>
+              <w:top w:w="50" w:type="dxa"/>
+              <w:left w:w="80" w:type="dxa"/>
+              <w:bottom w:w="50" w:type="dxa"/>
+              <w:right w:w="80" w:type="dxa"/>
+            </w:tcMar>
+          </w:tcPr>
+          <w:p>
+            <w:pPr>
+              <w:spacing w:after="0"/>
+            </w:pPr>
+            <w:r>
+              <w:rPr>
+                <w:sz w:val="18"/>
+                <w:szCs w:val="18"/>
+                <w:lang w:val="pt-BR"/>
+              </w:rPr>
+              <w:t xml:space="preserve">0,01–0,50; 0,25</w:t>
+            </w:r>
+          </w:p>
+        </w:tc>
+        <w:tc>
+          <w:tcPr>
+            <w:tcW w:w="3084" w:type="dxa"/>
+            <w:tcBorders>
+              <w:top w:val="single" w:sz="4" w:space="0" w:color="A6B4C0"/>
+              <w:left w:val="single" w:sz="4" w:space="0" w:color="A6B4C0"/>
+              <w:bottom w:val="single" w:sz="4" w:space="0" w:color="A6B4C0"/>
+              <w:right w:val="single" w:sz="4" w:space="0" w:color="A6B4C0"/>
+            </w:tcBorders>
+            <w:tcMar>
+              <w:top w:w="50" w:type="dxa"/>
+              <w:left w:w="80" w:type="dxa"/>
+              <w:bottom w:w="50" w:type="dxa"/>
+              <w:right w:w="80" w:type="dxa"/>
+            </w:tcMar>
+          </w:tcPr>
+          <w:p>
+            <w:pPr>
+              <w:spacing w:after="0"/>
+            </w:pPr>
+            <w:r>
+              <w:rPr>
+                <w:sz w:val="18"/>
+                <w:szCs w:val="18"/>
+                <w:lang w:val="pt-BR"/>
+              </w:rPr>
+              <w:t xml:space="preserve">Priori ampla, independente das capturas</w:t>
+            </w:r>
+          </w:p>
+        </w:tc>
+      </w:tr>
+      <w:tr>
+        <w:trPr>
+          <w:cantSplit/>
+        </w:trPr>
+        <w:tc>
+          <w:tcPr>
+            <w:tcW w:w="2120" w:type="dxa"/>
+            <w:tcBorders>
+              <w:top w:val="single" w:sz="4" w:space="0" w:color="A6B4C0"/>
+              <w:left w:val="single" w:sz="4" w:space="0" w:color="A6B4C0"/>
+              <w:bottom w:val="single" w:sz="4" w:space="0" w:color="A6B4C0"/>
+              <w:right w:val="single" w:sz="4" w:space="0" w:color="A6B4C0"/>
+            </w:tcBorders>
+            <w:shd w:val="clear" w:color="auto" w:fill="EEF3F7"/>
+            <w:tcMar>
+              <w:top w:w="50" w:type="dxa"/>
+              <w:left w:w="80" w:type="dxa"/>
+              <w:bottom w:w="50" w:type="dxa"/>
+              <w:right w:w="80" w:type="dxa"/>
+            </w:tcMar>
+          </w:tcPr>
+          <w:p>
+            <w:pPr>
+              <w:spacing w:after="0"/>
+            </w:pPr>
+            <w:r>
+              <w:rPr>
+                <w:sz w:val="18"/>
+                <w:szCs w:val="18"/>
+                <w:lang w:val="pt-BR"/>
+              </w:rPr>
+              <w:t xml:space="preserve">Não informativa</w:t>
+            </w:r>
+          </w:p>
+        </w:tc>
+        <w:tc>
+          <w:tcPr>
+            <w:tcW w:w="2506" w:type="dxa"/>
+            <w:tcBorders>
+              <w:top w:val="single" w:sz="4" w:space="0" w:color="A6B4C0"/>
+              <w:left w:val="single" w:sz="4" w:space="0" w:color="A6B4C0"/>
+              <w:bottom w:val="single" w:sz="4" w:space="0" w:color="A6B4C0"/>
+              <w:right w:val="single" w:sz="4" w:space="0" w:color="A6B4C0"/>
+            </w:tcBorders>
+            <w:shd w:val="clear" w:color="auto" w:fill="EEF3F7"/>
+            <w:tcMar>
+              <w:top w:w="50" w:type="dxa"/>
+              <w:left w:w="80" w:type="dxa"/>
+              <w:bottom w:w="50" w:type="dxa"/>
+              <w:right w:w="80" w:type="dxa"/>
+            </w:tcMar>
+          </w:tcPr>
+          <w:p>
+            <w:pPr>
+              <w:spacing w:after="0"/>
+            </w:pPr>
+            <w:r>
+              <w:rPr>
+                <w:sz w:val="18"/>
+                <w:szCs w:val="18"/>
+                <w:lang w:val="pt-BR"/>
+              </w:rPr>
+              <w:t xml:space="preserve">2: mudança de direcionamento</w:t>
+            </w:r>
+          </w:p>
+        </w:tc>
+        <w:tc>
+          <w:tcPr>
+            <w:tcW w:w="1928" w:type="dxa"/>
+            <w:tcBorders>
+              <w:top w:val="single" w:sz="4" w:space="0" w:color="A6B4C0"/>
+              <w:left w:val="single" w:sz="4" w:space="0" w:color="A6B4C0"/>
+              <w:bottom w:val="single" w:sz="4" w:space="0" w:color="A6B4C0"/>
+              <w:right w:val="single" w:sz="4" w:space="0" w:color="A6B4C0"/>
+            </w:tcBorders>
+            <w:shd w:val="clear" w:color="auto" w:fill="EEF3F7"/>
+            <w:tcMar>
+              <w:top w:w="50" w:type="dxa"/>
+              <w:left w:w="80" w:type="dxa"/>
+              <w:bottom w:w="50" w:type="dxa"/>
+              <w:right w:w="80" w:type="dxa"/>
+            </w:tcMar>
+          </w:tcPr>
+          <w:p>
+            <w:pPr>
+              <w:spacing w:after="0"/>
+            </w:pPr>
+            <w:r>
+              <w:rPr>
+                <w:sz w:val="18"/>
+                <w:szCs w:val="18"/>
+                <w:lang w:val="pt-BR"/>
+              </w:rPr>
+              <w:t xml:space="preserve">0,01–1,00; 0,50</w:t>
+            </w:r>
+          </w:p>
+        </w:tc>
+        <w:tc>
+          <w:tcPr>
+            <w:tcW w:w="3084" w:type="dxa"/>
+            <w:tcBorders>
+              <w:top w:val="single" w:sz="4" w:space="0" w:color="A6B4C0"/>
+              <w:left w:val="single" w:sz="4" w:space="0" w:color="A6B4C0"/>
+              <w:bottom w:val="single" w:sz="4" w:space="0" w:color="A6B4C0"/>
+              <w:right w:val="single" w:sz="4" w:space="0" w:color="A6B4C0"/>
+            </w:tcBorders>
+            <w:shd w:val="clear" w:color="auto" w:fill="EEF3F7"/>
+            <w:tcMar>
+              <w:top w:w="50" w:type="dxa"/>
+              <w:left w:w="80" w:type="dxa"/>
+              <w:bottom w:w="50" w:type="dxa"/>
+              <w:right w:w="80" w:type="dxa"/>
+            </w:tcMar>
+          </w:tcPr>
+          <w:p>
+            <w:pPr>
+              <w:spacing w:after="0"/>
+            </w:pPr>
+            <w:r>
+              <w:rPr>
+                <w:sz w:val="18"/>
+                <w:szCs w:val="18"/>
+                <w:lang w:val="pt-BR"/>
+              </w:rPr>
+              <w:t xml:space="preserve">Todo o intervalo possível; teste do conteúdo de informação dos dados</w:t>
+            </w:r>
+          </w:p>
+        </w:tc>
+      </w:tr>
+    </w:tbl>
+    <w:p>
+      <w:pPr>
+        <w:spacing w:after="120"/>
+      </w:pPr>
+    </w:p>
+    <w:p>
+      <w:pPr>
+        <w:pStyle w:val="Ttulo3"/>
+        <w:rPr>
+          <w:lang w:val="pt-BR"/>
+        </w:rPr>
+      </w:pPr>
+      <w:bookmarkStart w:id="102" w:name="sec102"/>
+      <w:r>
+        <w:rPr>
+          <w:lang w:val="pt-BR"/>
+        </w:rPr>
+        <w:t xml:space="preserve">3.1.1 Rede neural do CMSY++</w:t>
+      </w:r>
+      <w:bookmarkEnd w:id="102"/>
+    </w:p>
+    <w:p>
+      <w:pPr>
+        <w:spacing w:after="100"/>
+        <w:ind w:firstLine="425"/>
+        <w:jc w:val="both"/>
+        <w:rPr>
+          <w:lang w:val="pt-BR"/>
+        </w:rPr>
+      </w:pPr>
+      <w:r>
+        <w:rPr>
+          <w:lang w:val="pt-BR"/>
+        </w:rPr>
+        <w:t xml:space="preserve">O CMSY++ inclui uma rede neural artificial treinada com séries de captura de estoques avaliados por modelos completos, para os quais a biomassa relativa é conhecida (Froese et al., 2023). A rede utiliza como preditores atributos da série de captura: o padrão geral da série (estável, crescente, decrescente, com pico ou com vale), a captura num ano intermediário e a captura média dos últimos anos em relação a uma aproximação do MSY, obtida a partir das maiores capturas da série, e as inclinações das tendências nos primeiros e nos últimos dez anos. Com esses preditores, a rede classifica o estoque no último ano como provavelmente abaixo ou acima de metade da capacidade de suporte (B/K &lt; 0,5 ou B/K ≥ 0,5). A classe prevista e a razão entre a captura final e o MSY aproximado são então convertidas num intervalo de B/K, usado como priori.</w:t>
+      </w:r>
+    </w:p>
+    <w:p>
+      <w:pPr>
+        <w:spacing w:after="100"/>
+        <w:ind w:firstLine="425"/>
+        <w:jc w:val="both"/>
+        <w:rPr>
+          <w:lang w:val="pt-BR"/>
+        </w:rPr>
+      </w:pPr>
+      <w:r>
+        <w:rPr>
+          <w:lang w:val="pt-BR"/>
+        </w:rPr>
+        <w:t xml:space="preserve">Aplicada à série de 1989 a 2023, a rede neural classificou o estoque abaixo de 0,5 K e indicou B/K final entre 0,03 e 0,25 (valor central de 0,14).</w:t>
+      </w:r>
+    </w:p>
+    <w:p>
+      <w:pPr>
+        <w:pStyle w:val="Ttulo3"/>
+        <w:rPr>
+          <w:lang w:val="pt-BR"/>
+        </w:rPr>
+      </w:pPr>
+      <w:bookmarkStart w:id="103" w:name="sec103"/>
+      <w:r>
+        <w:rPr>
+          <w:lang w:val="pt-BR"/>
+        </w:rPr>
+        <w:t xml:space="preserve">3.1.2 zBRT</w:t>
+      </w:r>
+      <w:bookmarkEnd w:id="103"/>
+    </w:p>
+    <w:p>
+      <w:pPr>
+        <w:spacing w:after="100"/>
+        <w:ind w:firstLine="425"/>
+        <w:jc w:val="both"/>
+        <w:rPr>
+          <w:lang w:val="pt-BR"/>
+        </w:rPr>
+      </w:pPr>
+      <w:r>
+        <w:rPr>
+          <w:lang w:val="pt-BR"/>
+        </w:rPr>
+        <w:t xml:space="preserve">O zBRT (Zhou et al., 2017) estima a depleção por meio de árvores de regressão impulsionadas (</w:t>
+      </w:r>
+      <w:r>
+        <w:rPr>
+          <w:i/>
+          <w:iCs/>
+          <w:lang w:val="pt-BR"/>
+        </w:rPr>
+        <w:t xml:space="preserve">boosted regression trees</w:t>
+      </w:r>
+      <w:r>
+        <w:rPr>
+          <w:lang w:val="pt-BR"/>
+        </w:rPr>
+        <w:t xml:space="preserve">), um método de aprendizagem de máquina que combina um grande número de árvores de decisão simples. O modelo foi ajustado a estoques com avaliação formal da base de dados RAM Legacy, relacionando a biomassa relativa com atributos da série de captura, como a captura atual em relação ao máximo histórico, a posição do pico na série e as tendências recentes. Para uma nova série, o modelo prevê a saturação do estoque (B/K) em cada ano, com o respectivo intervalo de confiança. Foi utilizada a implementação do pacote datalimited2 (Free, 2018).</w:t>
+      </w:r>
+    </w:p>
+    <w:p>
+      <w:pPr>
+        <w:spacing w:after="100"/>
+        <w:ind w:firstLine="425"/>
+        <w:jc w:val="both"/>
+        <w:rPr>
+          <w:lang w:val="pt-BR"/>
+        </w:rPr>
+      </w:pPr>
+      <w:r>
+        <w:rPr>
+          <w:lang w:val="pt-BR"/>
+        </w:rPr>
+        <w:t xml:space="preserve">Para a cavala preta, o zBRT estimou B/K em 2023 entre 0,01 e 0,44 (valor central de 0,16), um intervalo mais largo que o da rede neural, mas igualmente concentrado em níveis baixos de biomassa.</w:t>
+      </w:r>
+    </w:p>
+    <w:p>
+      <w:pPr>
+        <w:pStyle w:val="Ttulo3"/>
+        <w:rPr>
+          <w:lang w:val="pt-BR"/>
+        </w:rPr>
+      </w:pPr>
+      <w:bookmarkStart w:id="104" w:name="sec104"/>
+      <w:r>
+        <w:rPr>
+          <w:lang w:val="pt-BR"/>
+        </w:rPr>
+        <w:t xml:space="preserve">3.1.3 Prioris de mudança de alvo e não informativa</w:t>
+      </w:r>
+      <w:bookmarkEnd w:id="104"/>
+    </w:p>
+    <w:p>
+      <w:pPr>
+        <w:spacing w:after="100"/>
+        <w:ind w:firstLine="425"/>
+        <w:jc w:val="both"/>
+        <w:rPr>
+          <w:lang w:val="pt-BR"/>
+        </w:rPr>
+      </w:pPr>
+      <w:r>
+        <w:rPr>
+          <w:lang w:val="pt-BR"/>
+        </w:rPr>
+        <w:t xml:space="preserve">A hipótese de mudança de alvo foi representada por uma priori uniforme de B/K final entre 0,01 e 0,50 (valor central de 0,25). Ao contrário das prioris informadas pela captura, ela não assume que a queda dos desembarques corresponda a uma redução equivalente da biomassa e admite estoques próximos do nível de Bmsy. A priori não informativa (0,01 a 1,00) cobre todo o intervalo possível de B/K e funciona como teste: mostra o que os modelos concluem quando nada é assumido sobre o estado final do estoque, ou seja, quanto a série de capturas e a produtividade da espécie conseguem, por si só, restringir a solução.</w:t>
+      </w:r>
+    </w:p>
+    <w:p>
+      <w:pPr>
+        <w:pStyle w:val="Ttulo3"/>
+        <w:rPr>
+          <w:lang w:val="pt-BR"/>
+        </w:rPr>
+      </w:pPr>
+      <w:bookmarkStart w:id="105" w:name="sec105"/>
+      <w:r>
+        <w:rPr>
+          <w:lang w:val="pt-BR"/>
+        </w:rPr>
+        <w:t xml:space="preserve">3.1.4 Depleção no início da série</w:t>
+      </w:r>
+      <w:bookmarkEnd w:id="105"/>
+    </w:p>
+    <w:p>
+      <w:pPr>
+        <w:spacing w:after="100"/>
+        <w:ind w:firstLine="425"/>
+        <w:jc w:val="both"/>
+        <w:rPr>
+          <w:lang w:val="pt-BR"/>
+        </w:rPr>
+      </w:pPr>
+      <w:r>
+        <w:rPr>
+          <w:lang w:val="pt-BR"/>
+        </w:rPr>
+        <w:t xml:space="preserve">Em todos os cenários, e nos três modelos que usam essa premissa (DB-SRA, CMSY++ e JABBA), a biomassa relativa em 1989 foi fixada entre 0,5 e 0,8 K. A escolha considera que a pesca industrial de cerco já operava antes do início da série e que a captura de 1989 (1.671 t) já correspondia a 55% do máximo histórico (3.015 t, em 1998). Esse perfil é o de uma pescaria já estabelecida, e não o de um estoque próximo do estado virgem no início dos registros.</w:t>
+      </w:r>
+    </w:p>
+    <w:p>
+      <w:pPr>
+        <w:pStyle w:val="Ttulo2"/>
+        <w:rPr>
+          <w:lang w:val="pt-BR"/>
+        </w:rPr>
+      </w:pPr>
+      <w:bookmarkStart w:id="106" w:name="sec106"/>
+      <w:r>
+        <w:rPr>
+          <w:lang w:val="pt-BR"/>
+        </w:rPr>
+        <w:t xml:space="preserve">3.2 Priori da taxa intrínseca de crescimento (r)</w:t>
+      </w:r>
+      <w:bookmarkEnd w:id="106"/>
+    </w:p>
+    <w:p>
+      <w:pPr>
+        <w:spacing w:after="100"/>
+        <w:ind w:firstLine="425"/>
+        <w:jc w:val="both"/>
+        <w:rPr>
+          <w:lang w:val="pt-BR"/>
+        </w:rPr>
+      </w:pPr>
+      <w:r>
+        <w:rPr>
+          <w:lang w:val="pt-BR"/>
+        </w:rPr>
+        <w:t xml:space="preserve">A taxa intrínseca de crescimento populacional (</w:t>
+      </w:r>
+      <w:r>
+        <w:rPr>
+          <w:i/>
+          <w:iCs/>
+          <w:lang w:val="pt-BR"/>
+        </w:rPr>
+        <w:t xml:space="preserve">r</w:t>
+      </w:r>
+      <w:r>
+        <w:rPr>
+          <w:lang w:val="pt-BR"/>
+        </w:rPr>
+        <w:t xml:space="preserve">) define a produtividade do estoque no CMSY++. A sua priori foi derivada da história de vida da espécie com quatro métodos demográficos revistos por Cortés (2016): (i) a equação de Euler–Lotka, que obtém o valor de </w:t>
+      </w:r>
+      <w:r>
+        <w:rPr>
+          <w:i/>
+          <w:iCs/>
+          <w:lang w:val="pt-BR"/>
+        </w:rPr>
+        <w:t xml:space="preserve">r</w:t>
+      </w:r>
+      <w:r>
+        <w:rPr>
+          <w:lang w:val="pt-BR"/>
+        </w:rPr>
+        <w:t xml:space="preserve"> para o qual a soma, ao longo das idades, do produto entre sobrevivência e reprodução, descontado pelo termo e^(−r·idade), é igual a um; (ii) o método de Myers et al. (1997), que aproxima </w:t>
+      </w:r>
+      <w:r>
+        <w:rPr>
+          <w:i/>
+          <w:iCs/>
+          <w:lang w:val="pt-BR"/>
+        </w:rPr>
+        <w:t xml:space="preserve">r</w:t>
+      </w:r>
+      <w:r>
+        <w:rPr>
+          <w:lang w:val="pt-BR"/>
+        </w:rPr>
+        <w:t xml:space="preserve"> a partir da idade de maturação, da sobrevivência dos adultos e da produção de descendentes; (iii) o potencial de recuperação de Smith et al. (1998), que estima a taxa de crescimento de uma população reduzida a partir da mortalidade natural, da idade de maturação e da longevidade; e (iv) o invariante demográfico de Niel &amp; Lebreton (2005), que relaciona </w:t>
+      </w:r>
+      <w:r>
+        <w:rPr>
+          <w:i/>
+          <w:iCs/>
+          <w:lang w:val="pt-BR"/>
+        </w:rPr>
+        <w:t xml:space="preserve">r</w:t>
+      </w:r>
+      <w:r>
+        <w:rPr>
+          <w:lang w:val="pt-BR"/>
+        </w:rPr>
+        <w:t xml:space="preserve"> com a idade de maturação e a sobrevivência dos adultos.</w:t>
+      </w:r>
+    </w:p>
+    <w:p>
+      <w:pPr>
+        <w:spacing w:after="100"/>
+        <w:ind w:firstLine="425"/>
+        <w:jc w:val="both"/>
+        <w:rPr>
+          <w:lang w:val="pt-BR"/>
+        </w:rPr>
+      </w:pPr>
+      <w:r>
+        <w:rPr>
+          <w:lang w:val="pt-BR"/>
+        </w:rPr>
+        <w:t xml:space="preserve">Os parâmetros de entrada vieram das fontes mais confiáveis e completas da compilação de história de vida (Seção 2.2). O comprimento de primeira maturação (L50) foi a média das estimativas de Costa et al. (2020), de confiabilidade alta, para fêmeas (24,1 cm CF) e machos (26,6 cm CF), e de Vieira (2019) para sexos agrupados (20,3 cm CF), resultando em 23,7 cm CF. O crescimento (L∞ = 40,6 cm CF; K = 0,45 ano⁻¹), a mortalidade natural (M = 0,92 ano⁻¹) e a longevidade (tmax = 6,3 anos) vieram de Vieira (2019), a única fonte que reporta esses quatro parâmetros em conjunto para o período recente (1988–2018). A idade de maturação usada nos cálculos foi obtida pela inversão da curva de crescimento de von Bertalanffy no L50, e a sobrevivência por idade foi calculada como e^(−M·idade). O termo de fecundidade das equações, que nos métodos originais corresponde ao número de descendentes fêmeas produzidos por reprodutor, não tem estimativa para a espécie e foi fixado em valores nominais (6, e 9,5 na equação de Euler–Lotka) </w:t>
+      </w:r>
+      <w:r>
+        <w:rPr>
+          <w:highlight w:val="yellow"/>
+          <w:lang w:val="pt-BR"/>
+        </w:rPr>
+        <w:t xml:space="preserve">[justificar a escolha desses valores]</w:t>
+      </w:r>
+      <w:r>
+        <w:rPr>
+          <w:lang w:val="pt-BR"/>
+        </w:rPr>
+        <w:t xml:space="preserve">.</w:t>
+      </w:r>
+    </w:p>
+    <w:p>
+      <w:pPr>
+        <w:spacing w:after="100"/>
+        <w:ind w:firstLine="425"/>
+        <w:jc w:val="both"/>
+        <w:rPr>
+          <w:lang w:val="pt-BR"/>
+        </w:rPr>
+      </w:pPr>
+      <w:r>
+        <w:rPr>
+          <w:lang w:val="pt-BR"/>
+        </w:rPr>
+        <w:t xml:space="preserve">A incerteza dos parâmetros foi propagada por </w:t>
+      </w:r>
+      <w:r>
+        <w:rPr>
+          <w:i/>
+          <w:iCs/>
+          <w:lang w:val="pt-BR"/>
+        </w:rPr>
+        <w:t xml:space="preserve">bootstrap</w:t>
+      </w:r>
+      <w:r>
+        <w:rPr>
+          <w:lang w:val="pt-BR"/>
+        </w:rPr>
+        <w:t xml:space="preserve"> paramétrico com 1.000 iterações. Em cada iteração, os parâmetros foram sorteados de distribuições lognormais centradas nos valores de referência, com coeficientes de variação de 15% para L∞ e L50, 20% para K e M, 10% para tmax e 25% para o termo de fecundidade, e </w:t>
+      </w:r>
+      <w:r>
+        <w:rPr>
+          <w:i/>
+          <w:iCs/>
+          <w:lang w:val="pt-BR"/>
+        </w:rPr>
+        <w:t xml:space="preserve">r</w:t>
+      </w:r>
+      <w:r>
+        <w:rPr>
+          <w:lang w:val="pt-BR"/>
+        </w:rPr>
+        <w:t xml:space="preserve"> foi calculado pelos quatro métodos. As medianas obtidas foram de 0,71 ano⁻¹ pela equação de Euler–Lotka (com convergência em 67% das iterações), 0,64 ano⁻¹ pelo método de Myers, 0,17 ano⁻¹ pelo potencial de recuperação de Smith e 0,29 ano⁻¹ pelo invariante demográfico.</w:t>
+      </w:r>
+    </w:p>
+    <w:p>
+      <w:pPr>
+        <w:spacing w:after="100"/>
+        <w:ind w:firstLine="425"/>
+        <w:jc w:val="both"/>
+        <w:rPr>
+          <w:lang w:val="pt-BR"/>
+        </w:rPr>
+      </w:pPr>
+      <w:r>
+        <w:rPr>
+          <w:lang w:val="pt-BR"/>
+        </w:rPr>
+        <w:t xml:space="preserve">O valor central da priori foi a mediana das medianas dos quatro métodos, </w:t>
+      </w:r>
+      <w:r>
+        <w:rPr>
+          <w:i/>
+          <w:iCs/>
+          <w:lang w:val="pt-BR"/>
+        </w:rPr>
+        <w:t xml:space="preserve">r</w:t>
+      </w:r>
+      <w:r>
+        <w:rPr>
+          <w:lang w:val="pt-BR"/>
+        </w:rPr>
+        <w:t xml:space="preserve"> = 0,47 ano⁻¹. Como as estimativas variam bastante entre os métodos, o intervalo da priori foi fixado em 0,2–0,8 ano⁻¹, que abrange as medianas dos métodos e corresponde à categoria de resiliência média adotada no CMSY (Froese et al., 2017). Para avaliar a sensibilidade dos resultados à produtividade, foram definidos mais três cenários de </w:t>
+      </w:r>
+      <w:r>
+        <w:rPr>
+          <w:i/>
+          <w:iCs/>
+          <w:lang w:val="pt-BR"/>
+        </w:rPr>
+        <w:t xml:space="preserve">r</w:t>
+      </w:r>
+      <w:r>
+        <w:rPr>
+          <w:lang w:val="pt-BR"/>
+        </w:rPr>
+        <w:t xml:space="preserve"> (Tabela 4): resiliência menor e maior, deslocando o intervalo e o valor central em −0,2 e +0,2, respectivamente, e uma priori não informativa (0,1–1,5 ano⁻¹). Os quatro cenários de </w:t>
+      </w:r>
+      <w:r>
+        <w:rPr>
+          <w:i/>
+          <w:iCs/>
+          <w:lang w:val="pt-BR"/>
+        </w:rPr>
+        <w:t xml:space="preserve">r</w:t>
+      </w:r>
+      <w:r>
+        <w:rPr>
+          <w:lang w:val="pt-BR"/>
+        </w:rPr>
+        <w:t xml:space="preserve">, combinados com as quatro hipóteses de depleção final, compõem os 16 cenários do CMSY++.</w:t>
+      </w:r>
+    </w:p>
+    <w:p>
+      <w:pPr>
+        <w:keepNext/>
+        <w:spacing w:before="120" w:after="60"/>
+        <w:rPr>
+          <w:sz w:val="20"/>
+          <w:szCs w:val="20"/>
+          <w:lang w:val="pt-BR"/>
+        </w:rPr>
+      </w:pPr>
+      <w:r>
+        <w:rPr>
+          <w:sz w:val="20"/>
+          <w:szCs w:val="20"/>
+          <w:b/>
+          <w:bCs/>
+          <w:lang w:val="pt-BR"/>
+        </w:rPr>
+        <w:t xml:space="preserve">Tabela 4.</w:t>
+      </w:r>
+      <w:r>
+        <w:rPr>
+          <w:sz w:val="20"/>
+          <w:szCs w:val="20"/>
+          <w:lang w:val="pt-BR"/>
+        </w:rPr>
+        <w:t xml:space="preserve"> Cenários da priori de </w:t>
+      </w:r>
+      <w:r>
+        <w:rPr>
+          <w:sz w:val="20"/>
+          <w:szCs w:val="20"/>
+          <w:i/>
+          <w:iCs/>
+          <w:lang w:val="pt-BR"/>
+        </w:rPr>
+        <w:t xml:space="preserve">r</w:t>
+      </w:r>
+      <w:r>
+        <w:rPr>
+          <w:sz w:val="20"/>
+          <w:szCs w:val="20"/>
+          <w:lang w:val="pt-BR"/>
+        </w:rPr>
+        <w:t xml:space="preserve"> usados no CMSY++.</w:t>
+      </w:r>
+    </w:p>
+    <w:tbl>
+      <w:tblPr>
+        <w:tblW w:w="9638" w:type="dxa"/>
+        <w:tblLayout w:type="fixed"/>
+      </w:tblPr>
+      <w:tblGrid>
+        <w:gridCol w:w="2313"/>
+        <w:gridCol w:w="1928"/>
+        <w:gridCol w:w="1349"/>
+        <w:gridCol w:w="4048"/>
+      </w:tblGrid>
+      <w:tr>
+        <w:trPr>
+          <w:tblHeader/>
+        </w:trPr>
+        <w:tc>
+          <w:tcPr>
+            <w:tcW w:w="2313" w:type="dxa"/>
+            <w:tcBorders>
+              <w:top w:val="single" w:sz="4" w:space="0" w:color="A6B4C0"/>
+              <w:left w:val="single" w:sz="4" w:space="0" w:color="A6B4C0"/>
+              <w:bottom w:val="single" w:sz="4" w:space="0" w:color="A6B4C0"/>
+              <w:right w:val="single" w:sz="4" w:space="0" w:color="A6B4C0"/>
+            </w:tcBorders>
+            <w:shd w:val="clear" w:color="auto" w:fill="1F4E79"/>
+            <w:tcMar>
+              <w:top w:w="50" w:type="dxa"/>
+              <w:left w:w="80" w:type="dxa"/>
+              <w:bottom w:w="50" w:type="dxa"/>
+              <w:right w:w="80" w:type="dxa"/>
+            </w:tcMar>
+          </w:tcPr>
+          <w:p>
+            <w:pPr>
+              <w:spacing w:after="0"/>
+            </w:pPr>
+            <w:r>
+              <w:rPr>
+                <w:b/>
+                <w:bCs/>
+                <w:color w:val="FFFFFF"/>
+                <w:sz w:val="18"/>
+                <w:szCs w:val="18"/>
+                <w:lang w:val="pt-BR"/>
+              </w:rPr>
+              <w:t xml:space="preserve">Cenário</w:t>
+            </w:r>
+          </w:p>
+        </w:tc>
+        <w:tc>
+          <w:tcPr>
+            <w:tcW w:w="1928" w:type="dxa"/>
+            <w:tcBorders>
+              <w:top w:val="single" w:sz="4" w:space="0" w:color="A6B4C0"/>
+              <w:left w:val="single" w:sz="4" w:space="0" w:color="A6B4C0"/>
+              <w:bottom w:val="single" w:sz="4" w:space="0" w:color="A6B4C0"/>
+              <w:right w:val="single" w:sz="4" w:space="0" w:color="A6B4C0"/>
+            </w:tcBorders>
+            <w:shd w:val="clear" w:color="auto" w:fill="1F4E79"/>
+            <w:tcMar>
+              <w:top w:w="50" w:type="dxa"/>
+              <w:left w:w="80" w:type="dxa"/>
+              <w:bottom w:w="50" w:type="dxa"/>
+              <w:right w:w="80" w:type="dxa"/>
+            </w:tcMar>
+          </w:tcPr>
+          <w:p>
+            <w:pPr>
+              <w:spacing w:after="0"/>
+            </w:pPr>
+            <w:r>
+              <w:rPr>
+                <w:b/>
+                <w:bCs/>
+                <w:color w:val="FFFFFF"/>
+                <w:sz w:val="18"/>
+                <w:szCs w:val="18"/>
+                <w:lang w:val="pt-BR"/>
+              </w:rPr>
+              <w:t xml:space="preserve">Intervalo de </w:t>
+            </w:r>
+            <w:r>
+              <w:rPr>
+                <w:b/>
+                <w:bCs/>
+                <w:color w:val="FFFFFF"/>
+                <w:sz w:val="18"/>
+                <w:szCs w:val="18"/>
+                <w:i/>
+                <w:iCs/>
+                <w:lang w:val="pt-BR"/>
+              </w:rPr>
+              <w:t xml:space="preserve">r</w:t>
+            </w:r>
+            <w:r>
+              <w:rPr>
+                <w:b/>
+                <w:bCs/>
+                <w:color w:val="FFFFFF"/>
+                <w:sz w:val="18"/>
+                <w:szCs w:val="18"/>
+                <w:lang w:val="pt-BR"/>
+              </w:rPr>
+              <w:t xml:space="preserve"> (ano⁻¹)</w:t>
+            </w:r>
+          </w:p>
+        </w:tc>
+        <w:tc>
+          <w:tcPr>
+            <w:tcW w:w="1349" w:type="dxa"/>
+            <w:tcBorders>
+              <w:top w:val="single" w:sz="4" w:space="0" w:color="A6B4C0"/>
+              <w:left w:val="single" w:sz="4" w:space="0" w:color="A6B4C0"/>
+              <w:bottom w:val="single" w:sz="4" w:space="0" w:color="A6B4C0"/>
+              <w:right w:val="single" w:sz="4" w:space="0" w:color="A6B4C0"/>
+            </w:tcBorders>
+            <w:shd w:val="clear" w:color="auto" w:fill="1F4E79"/>
+            <w:tcMar>
+              <w:top w:w="50" w:type="dxa"/>
+              <w:left w:w="80" w:type="dxa"/>
+              <w:bottom w:w="50" w:type="dxa"/>
+              <w:right w:w="80" w:type="dxa"/>
+            </w:tcMar>
+          </w:tcPr>
+          <w:p>
+            <w:pPr>
+              <w:spacing w:after="0"/>
+            </w:pPr>
+            <w:r>
+              <w:rPr>
+                <w:b/>
+                <w:bCs/>
+                <w:color w:val="FFFFFF"/>
+                <w:sz w:val="18"/>
+                <w:szCs w:val="18"/>
+                <w:lang w:val="pt-BR"/>
+              </w:rPr>
+              <w:t xml:space="preserve">Valor central</w:t>
+            </w:r>
+          </w:p>
+        </w:tc>
+        <w:tc>
+          <w:tcPr>
+            <w:tcW w:w="4048" w:type="dxa"/>
+            <w:tcBorders>
+              <w:top w:val="single" w:sz="4" w:space="0" w:color="A6B4C0"/>
+              <w:left w:val="single" w:sz="4" w:space="0" w:color="A6B4C0"/>
+              <w:bottom w:val="single" w:sz="4" w:space="0" w:color="A6B4C0"/>
+              <w:right w:val="single" w:sz="4" w:space="0" w:color="A6B4C0"/>
+            </w:tcBorders>
+            <w:shd w:val="clear" w:color="auto" w:fill="1F4E79"/>
+            <w:tcMar>
+              <w:top w:w="50" w:type="dxa"/>
+              <w:left w:w="80" w:type="dxa"/>
+              <w:bottom w:w="50" w:type="dxa"/>
+              <w:right w:w="80" w:type="dxa"/>
+            </w:tcMar>
+          </w:tcPr>
+          <w:p>
+            <w:pPr>
+              <w:spacing w:after="0"/>
+            </w:pPr>
+            <w:r>
+              <w:rPr>
+                <w:b/>
+                <w:bCs/>
+                <w:color w:val="FFFFFF"/>
+                <w:sz w:val="18"/>
+                <w:szCs w:val="18"/>
+                <w:lang w:val="pt-BR"/>
+              </w:rPr>
+              <w:t xml:space="preserve">Racional</w:t>
+            </w:r>
+          </w:p>
+        </w:tc>
+      </w:tr>
+      <w:tr>
+        <w:trPr>
+          <w:cantSplit/>
+        </w:trPr>
+        <w:tc>
+          <w:tcPr>
+            <w:tcW w:w="2313" w:type="dxa"/>
+            <w:tcBorders>
+              <w:top w:val="single" w:sz="4" w:space="0" w:color="A6B4C0"/>
+              <w:left w:val="single" w:sz="4" w:space="0" w:color="A6B4C0"/>
+              <w:bottom w:val="single" w:sz="4" w:space="0" w:color="A6B4C0"/>
+              <w:right w:val="single" w:sz="4" w:space="0" w:color="A6B4C0"/>
+            </w:tcBorders>
+            <w:tcMar>
+              <w:top w:w="50" w:type="dxa"/>
+              <w:left w:w="80" w:type="dxa"/>
+              <w:bottom w:w="50" w:type="dxa"/>
+              <w:right w:w="80" w:type="dxa"/>
+            </w:tcMar>
+          </w:tcPr>
+          <w:p>
+            <w:pPr>
+              <w:spacing w:after="0"/>
+            </w:pPr>
+            <w:r>
+              <w:rPr>
+                <w:sz w:val="18"/>
+                <w:szCs w:val="18"/>
+                <w:lang w:val="pt-BR"/>
+              </w:rPr>
+              <w:t xml:space="preserve">Métodos demográficos (base)</w:t>
+            </w:r>
+          </w:p>
+        </w:tc>
+        <w:tc>
+          <w:tcPr>
+            <w:tcW w:w="1928" w:type="dxa"/>
+            <w:tcBorders>
+              <w:top w:val="single" w:sz="4" w:space="0" w:color="A6B4C0"/>
+              <w:left w:val="single" w:sz="4" w:space="0" w:color="A6B4C0"/>
+              <w:bottom w:val="single" w:sz="4" w:space="0" w:color="A6B4C0"/>
+              <w:right w:val="single" w:sz="4" w:space="0" w:color="A6B4C0"/>
+            </w:tcBorders>
+            <w:tcMar>
+              <w:top w:w="50" w:type="dxa"/>
+              <w:left w:w="80" w:type="dxa"/>
+              <w:bottom w:w="50" w:type="dxa"/>
+              <w:right w:w="80" w:type="dxa"/>
+            </w:tcMar>
+          </w:tcPr>
+          <w:p>
+            <w:pPr>
+              <w:spacing w:after="0"/>
+            </w:pPr>
+            <w:r>
+              <w:rPr>
+                <w:sz w:val="18"/>
+                <w:szCs w:val="18"/>
+                <w:lang w:val="pt-BR"/>
+              </w:rPr>
+              <w:t xml:space="preserve">0,20–0,80</w:t>
+            </w:r>
+          </w:p>
+        </w:tc>
+        <w:tc>
+          <w:tcPr>
+            <w:tcW w:w="1349" w:type="dxa"/>
+            <w:tcBorders>
+              <w:top w:val="single" w:sz="4" w:space="0" w:color="A6B4C0"/>
+              <w:left w:val="single" w:sz="4" w:space="0" w:color="A6B4C0"/>
+              <w:bottom w:val="single" w:sz="4" w:space="0" w:color="A6B4C0"/>
+              <w:right w:val="single" w:sz="4" w:space="0" w:color="A6B4C0"/>
+            </w:tcBorders>
+            <w:tcMar>
+              <w:top w:w="50" w:type="dxa"/>
+              <w:left w:w="80" w:type="dxa"/>
+              <w:bottom w:w="50" w:type="dxa"/>
+              <w:right w:w="80" w:type="dxa"/>
+            </w:tcMar>
+          </w:tcPr>
+          <w:p>
+            <w:pPr>
+              <w:spacing w:after="0"/>
+            </w:pPr>
+            <w:r>
+              <w:rPr>
+                <w:sz w:val="18"/>
+                <w:szCs w:val="18"/>
+                <w:lang w:val="pt-BR"/>
+              </w:rPr>
+              <w:t xml:space="preserve">0,47</w:t>
+            </w:r>
+          </w:p>
+        </w:tc>
+        <w:tc>
+          <w:tcPr>
+            <w:tcW w:w="4048" w:type="dxa"/>
+            <w:tcBorders>
+              <w:top w:val="single" w:sz="4" w:space="0" w:color="A6B4C0"/>
+              <w:left w:val="single" w:sz="4" w:space="0" w:color="A6B4C0"/>
+              <w:bottom w:val="single" w:sz="4" w:space="0" w:color="A6B4C0"/>
+              <w:right w:val="single" w:sz="4" w:space="0" w:color="A6B4C0"/>
+            </w:tcBorders>
+            <w:tcMar>
+              <w:top w:w="50" w:type="dxa"/>
+              <w:left w:w="80" w:type="dxa"/>
+              <w:bottom w:w="50" w:type="dxa"/>
+              <w:right w:w="80" w:type="dxa"/>
+            </w:tcMar>
+          </w:tcPr>
+          <w:p>
+            <w:pPr>
+              <w:spacing w:after="0"/>
+            </w:pPr>
+            <w:r>
+              <w:rPr>
+                <w:sz w:val="18"/>
+                <w:szCs w:val="18"/>
+                <w:lang w:val="pt-BR"/>
+              </w:rPr>
+              <w:t xml:space="preserve">Mediana dos quatro métodos; intervalo de resiliência média</w:t>
+            </w:r>
+          </w:p>
+        </w:tc>
+      </w:tr>
+      <w:tr>
+        <w:trPr>
+          <w:cantSplit/>
+        </w:trPr>
+        <w:tc>
+          <w:tcPr>
+            <w:tcW w:w="2313" w:type="dxa"/>
+            <w:tcBorders>
+              <w:top w:val="single" w:sz="4" w:space="0" w:color="A6B4C0"/>
+              <w:left w:val="single" w:sz="4" w:space="0" w:color="A6B4C0"/>
+              <w:bottom w:val="single" w:sz="4" w:space="0" w:color="A6B4C0"/>
+              <w:right w:val="single" w:sz="4" w:space="0" w:color="A6B4C0"/>
+            </w:tcBorders>
+            <w:shd w:val="clear" w:color="auto" w:fill="EEF3F7"/>
+            <w:tcMar>
+              <w:top w:w="50" w:type="dxa"/>
+              <w:left w:w="80" w:type="dxa"/>
+              <w:bottom w:w="50" w:type="dxa"/>
+              <w:right w:w="80" w:type="dxa"/>
+            </w:tcMar>
+          </w:tcPr>
+          <w:p>
+            <w:pPr>
+              <w:spacing w:after="0"/>
+            </w:pPr>
+            <w:r>
+              <w:rPr>
+                <w:sz w:val="18"/>
+                <w:szCs w:val="18"/>
+                <w:lang w:val="pt-BR"/>
+              </w:rPr>
+              <w:t xml:space="preserve">Resiliência menor</w:t>
+            </w:r>
+          </w:p>
+        </w:tc>
+        <w:tc>
+          <w:tcPr>
+            <w:tcW w:w="1928" w:type="dxa"/>
+            <w:tcBorders>
+              <w:top w:val="single" w:sz="4" w:space="0" w:color="A6B4C0"/>
+              <w:left w:val="single" w:sz="4" w:space="0" w:color="A6B4C0"/>
+              <w:bottom w:val="single" w:sz="4" w:space="0" w:color="A6B4C0"/>
+              <w:right w:val="single" w:sz="4" w:space="0" w:color="A6B4C0"/>
+            </w:tcBorders>
+            <w:shd w:val="clear" w:color="auto" w:fill="EEF3F7"/>
+            <w:tcMar>
+              <w:top w:w="50" w:type="dxa"/>
+              <w:left w:w="80" w:type="dxa"/>
+              <w:bottom w:w="50" w:type="dxa"/>
+              <w:right w:w="80" w:type="dxa"/>
+            </w:tcMar>
+          </w:tcPr>
+          <w:p>
+            <w:pPr>
+              <w:spacing w:after="0"/>
+            </w:pPr>
+            <w:r>
+              <w:rPr>
+                <w:sz w:val="18"/>
+                <w:szCs w:val="18"/>
+                <w:lang w:val="pt-BR"/>
+              </w:rPr>
+              <w:t xml:space="preserve">0,05–0,60</w:t>
+            </w:r>
+          </w:p>
+        </w:tc>
+        <w:tc>
+          <w:tcPr>
+            <w:tcW w:w="1349" w:type="dxa"/>
+            <w:tcBorders>
+              <w:top w:val="single" w:sz="4" w:space="0" w:color="A6B4C0"/>
+              <w:left w:val="single" w:sz="4" w:space="0" w:color="A6B4C0"/>
+              <w:bottom w:val="single" w:sz="4" w:space="0" w:color="A6B4C0"/>
+              <w:right w:val="single" w:sz="4" w:space="0" w:color="A6B4C0"/>
+            </w:tcBorders>
+            <w:shd w:val="clear" w:color="auto" w:fill="EEF3F7"/>
+            <w:tcMar>
+              <w:top w:w="50" w:type="dxa"/>
+              <w:left w:w="80" w:type="dxa"/>
+              <w:bottom w:w="50" w:type="dxa"/>
+              <w:right w:w="80" w:type="dxa"/>
+            </w:tcMar>
+          </w:tcPr>
+          <w:p>
+            <w:pPr>
+              <w:spacing w:after="0"/>
+            </w:pPr>
+            <w:r>
+              <w:rPr>
+                <w:sz w:val="18"/>
+                <w:szCs w:val="18"/>
+                <w:lang w:val="pt-BR"/>
+              </w:rPr>
+              <w:t xml:space="preserve">0,27</w:t>
+            </w:r>
+          </w:p>
+        </w:tc>
+        <w:tc>
+          <w:tcPr>
+            <w:tcW w:w="4048" w:type="dxa"/>
+            <w:tcBorders>
+              <w:top w:val="single" w:sz="4" w:space="0" w:color="A6B4C0"/>
+              <w:left w:val="single" w:sz="4" w:space="0" w:color="A6B4C0"/>
+              <w:bottom w:val="single" w:sz="4" w:space="0" w:color="A6B4C0"/>
+              <w:right w:val="single" w:sz="4" w:space="0" w:color="A6B4C0"/>
+            </w:tcBorders>
+            <w:shd w:val="clear" w:color="auto" w:fill="EEF3F7"/>
+            <w:tcMar>
+              <w:top w:w="50" w:type="dxa"/>
+              <w:left w:w="80" w:type="dxa"/>
+              <w:bottom w:w="50" w:type="dxa"/>
+              <w:right w:w="80" w:type="dxa"/>
+            </w:tcMar>
+          </w:tcPr>
+          <w:p>
+            <w:pPr>
+              <w:spacing w:after="0"/>
+            </w:pPr>
+            <w:r>
+              <w:rPr>
+                <w:sz w:val="18"/>
+                <w:szCs w:val="18"/>
+                <w:lang w:val="pt-BR"/>
+              </w:rPr>
+              <w:t xml:space="preserve">Base deslocada em −0,2: população menos produtiva</w:t>
+            </w:r>
+          </w:p>
+        </w:tc>
+      </w:tr>
+      <w:tr>
+        <w:trPr>
+          <w:cantSplit/>
+        </w:trPr>
+        <w:tc>
+          <w:tcPr>
+            <w:tcW w:w="2313" w:type="dxa"/>
+            <w:tcBorders>
+              <w:top w:val="single" w:sz="4" w:space="0" w:color="A6B4C0"/>
+              <w:left w:val="single" w:sz="4" w:space="0" w:color="A6B4C0"/>
+              <w:bottom w:val="single" w:sz="4" w:space="0" w:color="A6B4C0"/>
+              <w:right w:val="single" w:sz="4" w:space="0" w:color="A6B4C0"/>
+            </w:tcBorders>
+            <w:tcMar>
+              <w:top w:w="50" w:type="dxa"/>
+              <w:left w:w="80" w:type="dxa"/>
+              <w:bottom w:w="50" w:type="dxa"/>
+              <w:right w:w="80" w:type="dxa"/>
+            </w:tcMar>
+          </w:tcPr>
+          <w:p>
+            <w:pPr>
+              <w:spacing w:after="0"/>
+            </w:pPr>
+            <w:r>
+              <w:rPr>
+                <w:sz w:val="18"/>
+                <w:szCs w:val="18"/>
+                <w:lang w:val="pt-BR"/>
+              </w:rPr>
+              <w:t xml:space="preserve">Resiliência maior</w:t>
+            </w:r>
+          </w:p>
+        </w:tc>
+        <w:tc>
+          <w:tcPr>
+            <w:tcW w:w="1928" w:type="dxa"/>
+            <w:tcBorders>
+              <w:top w:val="single" w:sz="4" w:space="0" w:color="A6B4C0"/>
+              <w:left w:val="single" w:sz="4" w:space="0" w:color="A6B4C0"/>
+              <w:bottom w:val="single" w:sz="4" w:space="0" w:color="A6B4C0"/>
+              <w:right w:val="single" w:sz="4" w:space="0" w:color="A6B4C0"/>
+            </w:tcBorders>
+            <w:tcMar>
+              <w:top w:w="50" w:type="dxa"/>
+              <w:left w:w="80" w:type="dxa"/>
+              <w:bottom w:w="50" w:type="dxa"/>
+              <w:right w:w="80" w:type="dxa"/>
+            </w:tcMar>
+          </w:tcPr>
+          <w:p>
+            <w:pPr>
+              <w:spacing w:after="0"/>
+            </w:pPr>
+            <w:r>
+              <w:rPr>
+                <w:sz w:val="18"/>
+                <w:szCs w:val="18"/>
+                <w:lang w:val="pt-BR"/>
+              </w:rPr>
+              <w:t xml:space="preserve">0,40–1,00</w:t>
+            </w:r>
+          </w:p>
+        </w:tc>
+        <w:tc>
+          <w:tcPr>
+            <w:tcW w:w="1349" w:type="dxa"/>
+            <w:tcBorders>
+              <w:top w:val="single" w:sz="4" w:space="0" w:color="A6B4C0"/>
+              <w:left w:val="single" w:sz="4" w:space="0" w:color="A6B4C0"/>
+              <w:bottom w:val="single" w:sz="4" w:space="0" w:color="A6B4C0"/>
+              <w:right w:val="single" w:sz="4" w:space="0" w:color="A6B4C0"/>
+            </w:tcBorders>
+            <w:tcMar>
+              <w:top w:w="50" w:type="dxa"/>
+              <w:left w:w="80" w:type="dxa"/>
+              <w:bottom w:w="50" w:type="dxa"/>
+              <w:right w:w="80" w:type="dxa"/>
+            </w:tcMar>
+          </w:tcPr>
+          <w:p>
+            <w:pPr>
+              <w:spacing w:after="0"/>
+            </w:pPr>
+            <w:r>
+              <w:rPr>
+                <w:sz w:val="18"/>
+                <w:szCs w:val="18"/>
+                <w:lang w:val="pt-BR"/>
+              </w:rPr>
+              <w:t xml:space="preserve">0,67</w:t>
+            </w:r>
+          </w:p>
+        </w:tc>
+        <w:tc>
+          <w:tcPr>
+            <w:tcW w:w="4048" w:type="dxa"/>
+            <w:tcBorders>
+              <w:top w:val="single" w:sz="4" w:space="0" w:color="A6B4C0"/>
+              <w:left w:val="single" w:sz="4" w:space="0" w:color="A6B4C0"/>
+              <w:bottom w:val="single" w:sz="4" w:space="0" w:color="A6B4C0"/>
+              <w:right w:val="single" w:sz="4" w:space="0" w:color="A6B4C0"/>
+            </w:tcBorders>
+            <w:tcMar>
+              <w:top w:w="50" w:type="dxa"/>
+              <w:left w:w="80" w:type="dxa"/>
+              <w:bottom w:w="50" w:type="dxa"/>
+              <w:right w:w="80" w:type="dxa"/>
+            </w:tcMar>
+          </w:tcPr>
+          <w:p>
+            <w:pPr>
+              <w:spacing w:after="0"/>
+            </w:pPr>
+            <w:r>
+              <w:rPr>
+                <w:sz w:val="18"/>
+                <w:szCs w:val="18"/>
+                <w:lang w:val="pt-BR"/>
+              </w:rPr>
+              <w:t xml:space="preserve">Base deslocada em +0,2: população mais produtiva</w:t>
+            </w:r>
+          </w:p>
+        </w:tc>
+      </w:tr>
+      <w:tr>
+        <w:trPr>
+          <w:cantSplit/>
+        </w:trPr>
+        <w:tc>
+          <w:tcPr>
+            <w:tcW w:w="2313" w:type="dxa"/>
+            <w:tcBorders>
+              <w:top w:val="single" w:sz="4" w:space="0" w:color="A6B4C0"/>
+              <w:left w:val="single" w:sz="4" w:space="0" w:color="A6B4C0"/>
+              <w:bottom w:val="single" w:sz="4" w:space="0" w:color="A6B4C0"/>
+              <w:right w:val="single" w:sz="4" w:space="0" w:color="A6B4C0"/>
+            </w:tcBorders>
+            <w:shd w:val="clear" w:color="auto" w:fill="EEF3F7"/>
+            <w:tcMar>
+              <w:top w:w="50" w:type="dxa"/>
+              <w:left w:w="80" w:type="dxa"/>
+              <w:bottom w:w="50" w:type="dxa"/>
+              <w:right w:w="80" w:type="dxa"/>
+            </w:tcMar>
+          </w:tcPr>
+          <w:p>
+            <w:pPr>
+              <w:spacing w:after="0"/>
+            </w:pPr>
+            <w:r>
+              <w:rPr>
+                <w:sz w:val="18"/>
+                <w:szCs w:val="18"/>
+                <w:lang w:val="pt-BR"/>
+              </w:rPr>
+              <w:t xml:space="preserve">Não informativa</w:t>
+            </w:r>
+          </w:p>
+        </w:tc>
+        <w:tc>
+          <w:tcPr>
+            <w:tcW w:w="1928" w:type="dxa"/>
+            <w:tcBorders>
+              <w:top w:val="single" w:sz="4" w:space="0" w:color="A6B4C0"/>
+              <w:left w:val="single" w:sz="4" w:space="0" w:color="A6B4C0"/>
+              <w:bottom w:val="single" w:sz="4" w:space="0" w:color="A6B4C0"/>
+              <w:right w:val="single" w:sz="4" w:space="0" w:color="A6B4C0"/>
+            </w:tcBorders>
+            <w:shd w:val="clear" w:color="auto" w:fill="EEF3F7"/>
+            <w:tcMar>
+              <w:top w:w="50" w:type="dxa"/>
+              <w:left w:w="80" w:type="dxa"/>
+              <w:bottom w:w="50" w:type="dxa"/>
+              <w:right w:w="80" w:type="dxa"/>
+            </w:tcMar>
+          </w:tcPr>
+          <w:p>
+            <w:pPr>
+              <w:spacing w:after="0"/>
+            </w:pPr>
+            <w:r>
+              <w:rPr>
+                <w:sz w:val="18"/>
+                <w:szCs w:val="18"/>
+                <w:lang w:val="pt-BR"/>
+              </w:rPr>
+              <w:t xml:space="preserve">0,10–1,50</w:t>
+            </w:r>
+          </w:p>
+        </w:tc>
+        <w:tc>
+          <w:tcPr>
+            <w:tcW w:w="1349" w:type="dxa"/>
+            <w:tcBorders>
+              <w:top w:val="single" w:sz="4" w:space="0" w:color="A6B4C0"/>
+              <w:left w:val="single" w:sz="4" w:space="0" w:color="A6B4C0"/>
+              <w:bottom w:val="single" w:sz="4" w:space="0" w:color="A6B4C0"/>
+              <w:right w:val="single" w:sz="4" w:space="0" w:color="A6B4C0"/>
+            </w:tcBorders>
+            <w:shd w:val="clear" w:color="auto" w:fill="EEF3F7"/>
+            <w:tcMar>
+              <w:top w:w="50" w:type="dxa"/>
+              <w:left w:w="80" w:type="dxa"/>
+              <w:bottom w:w="50" w:type="dxa"/>
+              <w:right w:w="80" w:type="dxa"/>
+            </w:tcMar>
+          </w:tcPr>
+          <w:p>
+            <w:pPr>
+              <w:spacing w:after="0"/>
+            </w:pPr>
+            <w:r>
+              <w:rPr>
+                <w:sz w:val="18"/>
+                <w:szCs w:val="18"/>
+                <w:lang w:val="pt-BR"/>
+              </w:rPr>
+              <w:t xml:space="preserve">–</w:t>
+            </w:r>
+          </w:p>
+        </w:tc>
+        <w:tc>
+          <w:tcPr>
+            <w:tcW w:w="4048" w:type="dxa"/>
+            <w:tcBorders>
+              <w:top w:val="single" w:sz="4" w:space="0" w:color="A6B4C0"/>
+              <w:left w:val="single" w:sz="4" w:space="0" w:color="A6B4C0"/>
+              <w:bottom w:val="single" w:sz="4" w:space="0" w:color="A6B4C0"/>
+              <w:right w:val="single" w:sz="4" w:space="0" w:color="A6B4C0"/>
+            </w:tcBorders>
+            <w:shd w:val="clear" w:color="auto" w:fill="EEF3F7"/>
+            <w:tcMar>
+              <w:top w:w="50" w:type="dxa"/>
+              <w:left w:w="80" w:type="dxa"/>
+              <w:bottom w:w="50" w:type="dxa"/>
+              <w:right w:w="80" w:type="dxa"/>
+            </w:tcMar>
+          </w:tcPr>
+          <w:p>
+            <w:pPr>
+              <w:spacing w:after="0"/>
+            </w:pPr>
+            <w:r>
+              <w:rPr>
+                <w:sz w:val="18"/>
+                <w:szCs w:val="18"/>
+                <w:lang w:val="pt-BR"/>
+              </w:rPr>
+              <w:t xml:space="preserve">Toda a faixa biologicamente plausível</w:t>
+            </w:r>
+          </w:p>
+        </w:tc>
+      </w:tr>
+    </w:tbl>
+    <w:p>
+      <w:pPr>
+        <w:spacing w:after="120"/>
+      </w:pPr>
+    </w:p>
+    <w:p>
+      <w:pPr>
+        <w:spacing w:after="100"/>
+        <w:ind w:firstLine="425"/>
+        <w:jc w:val="both"/>
+        <w:rPr>
+          <w:lang w:val="pt-BR"/>
+        </w:rPr>
+      </w:pPr>
+      <w:r>
+        <w:rPr>
+          <w:lang w:val="pt-BR"/>
+        </w:rPr>
+        <w:t xml:space="preserve">O DB-SRA não utiliza </w:t>
+      </w:r>
+      <w:r>
+        <w:rPr>
+          <w:i/>
+          <w:iCs/>
+          <w:lang w:val="pt-BR"/>
+        </w:rPr>
+        <w:t xml:space="preserve">r</w:t>
+      </w:r>
+      <w:r>
+        <w:rPr>
+          <w:lang w:val="pt-BR"/>
+        </w:rPr>
+        <w:t xml:space="preserve"> diretamente: a produtividade entra no modelo por meio da mortalidade natural (M) e das razões Fmsy/M e Bmsy/K. Por isso, em vez de cenários de </w:t>
+      </w:r>
+      <w:r>
+        <w:rPr>
+          <w:i/>
+          <w:iCs/>
+          <w:lang w:val="pt-BR"/>
+        </w:rPr>
+        <w:t xml:space="preserve">r</w:t>
+      </w:r>
+      <w:r>
+        <w:rPr>
+          <w:lang w:val="pt-BR"/>
+        </w:rPr>
+        <w:t xml:space="preserve">, o DB-SRA foi executado com três valores de M da compilação: 0,92 ano⁻¹ (Vieira, 2019), 0,62 ano⁻¹ (Jardim, 1999; média das estimativas de 0,80 e 0,43 ano⁻¹) e 0,63 ano⁻¹ (Santos, 2018; média de 0,60 e 0,67 ano⁻¹). Combinados com as quatro hipóteses de depleção final, compõem os 12 cenários do DB-SRA.</w:t>
+      </w:r>
+    </w:p>
+    <w:p>
+      <w:pPr>
+        <w:pStyle w:val="Ttulo2"/>
+        <w:rPr>
+          <w:lang w:val="pt-BR"/>
+        </w:rPr>
+      </w:pPr>
+      <w:bookmarkStart w:id="107" w:name="sec107"/>
+      <w:r>
+        <w:rPr>
+          <w:lang w:val="pt-BR"/>
+        </w:rPr>
+        <w:t xml:space="preserve">3.3 Idade de primeira maturação</w:t>
+      </w:r>
+      <w:bookmarkEnd w:id="107"/>
+    </w:p>
+    <w:p>
+      <w:pPr>
+        <w:spacing w:after="100"/>
+        <w:ind w:firstLine="425"/>
+        <w:jc w:val="both"/>
+        <w:rPr>
+          <w:lang w:val="pt-BR"/>
+        </w:rPr>
+      </w:pPr>
+      <w:r>
+        <w:rPr>
+          <w:lang w:val="pt-BR"/>
+        </w:rPr>
+        <w:t xml:space="preserve">O DB-SRA incorpora um atraso entre o nascimento e a contribuição dos indivíduos para a produção do estoque, definido pela idade de maturação em anos inteiros. O L50 de Costa et al. (2020) para os dois sexos combinados, ponderado pelo número de exemplares analisados (284 fêmeas e 85 machos), é de 24,7 cm CF. Convertido em idade pela curva de crescimento de Vieira (2019) (L∞ = 40,6 cm CF; K = 0,45 ano⁻¹; t0 = −0,34 ano), esse comprimento corresponde a 1,7 anos (1,7 anos para as fêmeas e 2,0 anos para os machos). Adotou-se, portanto, a idade de maturação de 2 anos. A curva de Vieira (2019) foi preferida por ser o conjunto completo de parâmetros de crescimento mais recente e baseado na maior amostra (27.768 exemplares); o ajuste de Jardim (1999), embora proveniente de uma fonte de confiabilidade alta, foi considerado menos adequado para essa conversão.</w:t>
+      </w:r>
+    </w:p>
+    <w:p>
+      <w:pPr>
+        <w:pStyle w:val="Ttulo1"/>
       </w:pPr>
       <w:bookmarkStart w:id="14" w:name="sec15"/>
       <w:proofErr w:type="spellStart"/>
@@ -5913,57 +8205,15 @@
         <w:spacing w:after="80"/>
         <w:ind w:left="425" w:hanging="425"/>
         <w:jc w:val="both"/>
-      </w:pPr>
-      <w:r>
-        <w:rPr>
-          <w:lang w:val="pt-BR"/>
-        </w:rPr>
-        <w:t xml:space="preserve">Costa, M.P.V.; Cruz, D.R.S.; Monteiro, L.S.; </w:t>
-      </w:r>
-      <w:proofErr w:type="spellStart"/>
-      <w:r>
-        <w:rPr>
-          <w:lang w:val="pt-BR"/>
-        </w:rPr>
-        <w:t>Evora</w:t>
-      </w:r>
-      <w:proofErr w:type="spellEnd"/>
-      <w:r>
-        <w:rPr>
-          <w:lang w:val="pt-BR"/>
-        </w:rPr>
-        <w:t xml:space="preserve">, K.S.M.; Cardoso, L.G. 2020. </w:t>
-      </w:r>
-      <w:r>
-        <w:t xml:space="preserve">Reproductive biology of the mackerel scad </w:t>
-      </w:r>
-      <w:proofErr w:type="spellStart"/>
-      <w:r>
-        <w:rPr>
-          <w:i/>
-          <w:iCs/>
-        </w:rPr>
-        <w:t>Decapterus</w:t>
-      </w:r>
-      <w:proofErr w:type="spellEnd"/>
-      <w:r>
-        <w:rPr>
-          <w:i/>
-          <w:iCs/>
-        </w:rPr>
-        <w:t xml:space="preserve"> </w:t>
-      </w:r>
-      <w:proofErr w:type="spellStart"/>
-      <w:r>
-        <w:rPr>
-          <w:i/>
-          <w:iCs/>
-        </w:rPr>
-        <w:t>macarellus</w:t>
-      </w:r>
-      <w:proofErr w:type="spellEnd"/>
-      <w:r>
-        <w:t xml:space="preserve"> from Cabo Verde and the implications for its fishery management. African Journal of Marine Science, 42(1): 35–42. https://doi.org/10.2989/1814232X.2020.1721328</w:t>
+        <w:rPr>
+          <w:lang w:val="pt-BR"/>
+        </w:rPr>
+      </w:pPr>
+      <w:r>
+        <w:rPr>
+          <w:lang w:val="pt-BR"/>
+        </w:rPr>
+        <w:t xml:space="preserve">Cortés, E. 2016. Perspectives on the intrinsic rate of population growth. Methods in Ecology and Evolution, 7: 1136–1145.</w:t>
       </w:r>
     </w:p>
     <w:p>
@@ -5973,15 +8223,27 @@
         <w:jc w:val="both"/>
       </w:pPr>
       <w:r>
-        <w:t xml:space="preserve">da Cruz Delgado, K.; </w:t>
-      </w:r>
-      <w:proofErr w:type="spellStart"/>
-      <w:r>
-        <w:t>Osemwegie</w:t>
-      </w:r>
-      <w:proofErr w:type="spellEnd"/>
-      <w:r>
-        <w:t>, I.; Medina, A.D.; da Luz, A.N.; Kubik, Z.; Kouamelan, E.P. 2024. Ex-post evaluation of fishery management policies on wild fisheries production in northern Cabo Verde: an example of mackerel scad (</w:t>
+        <w:rPr>
+          <w:lang w:val="pt-BR"/>
+        </w:rPr>
+        <w:t xml:space="preserve">Costa, M.P.V.; Cruz, D.R.S.; Monteiro, L.S.; </w:t>
+      </w:r>
+      <w:proofErr w:type="spellStart"/>
+      <w:r>
+        <w:rPr>
+          <w:lang w:val="pt-BR"/>
+        </w:rPr>
+        <w:t>Evora</w:t>
+      </w:r>
+      <w:proofErr w:type="spellEnd"/>
+      <w:r>
+        <w:rPr>
+          <w:lang w:val="pt-BR"/>
+        </w:rPr>
+        <w:t xml:space="preserve">, K.S.M.; Cardoso, L.G. 2020. </w:t>
+      </w:r>
+      <w:r>
+        <w:t xml:space="preserve">Reproductive biology of the mackerel scad </w:t>
       </w:r>
       <w:proofErr w:type="spellStart"/>
       <w:r>
@@ -6009,7 +8271,7 @@
       </w:r>
       <w:proofErr w:type="spellEnd"/>
       <w:r>
-        <w:t>, Carangidae). Journal of Fish Biology, 105: 1212–1226. https://doi.org/10.1111/jfb.15861</w:t>
+        <w:t xml:space="preserve"> from Cabo Verde and the implications for its fishery management. African Journal of Marine Science, 42(1): 35–42. https://doi.org/10.2989/1814232X.2020.1721328</w:t>
       </w:r>
     </w:p>
     <w:p>
@@ -6019,16 +8281,15 @@
         <w:jc w:val="both"/>
       </w:pPr>
       <w:r>
-        <w:lastRenderedPageBreak/>
-        <w:t xml:space="preserve">da Luz, A.; Vieira, N. 2020. Stock assessment of blackspot </w:t>
-      </w:r>
-      <w:proofErr w:type="spellStart"/>
-      <w:r>
-        <w:t>picarel</w:t>
-      </w:r>
-      <w:proofErr w:type="spellEnd"/>
-      <w:r>
-        <w:t xml:space="preserve"> (</w:t>
+        <w:t xml:space="preserve">da Cruz Delgado, K.; </w:t>
+      </w:r>
+      <w:proofErr w:type="spellStart"/>
+      <w:r>
+        <w:t>Osemwegie</w:t>
+      </w:r>
+      <w:proofErr w:type="spellEnd"/>
+      <w:r>
+        <w:t>, I.; Medina, A.D.; da Luz, A.N.; Kubik, Z.; Kouamelan, E.P. 2024. Ex-post evaluation of fishery management policies on wild fisheries production in northern Cabo Verde: an example of mackerel scad (</w:t>
       </w:r>
       <w:proofErr w:type="spellStart"/>
       <w:r>
@@ -6036,7 +8297,7 @@
           <w:i/>
           <w:iCs/>
         </w:rPr>
-        <w:t>Spicara</w:t>
+        <w:t>Decapterus</w:t>
       </w:r>
       <w:proofErr w:type="spellEnd"/>
       <w:r>
@@ -6044,10 +8305,7 @@
           <w:i/>
           <w:iCs/>
         </w:rPr>
-        <w:t xml:space="preserve"> melanurus</w:t>
-      </w:r>
-      <w:r>
-        <w:t>) and mackerel scad (</w:t>
+        <w:t xml:space="preserve"> </w:t>
       </w:r>
       <w:proofErr w:type="spellStart"/>
       <w:r>
@@ -6055,51 +8313,11 @@
           <w:i/>
           <w:iCs/>
         </w:rPr>
-        <w:t>Decapterus</w:t>
-      </w:r>
-      <w:proofErr w:type="spellEnd"/>
-      <w:r>
-        <w:rPr>
-          <w:i/>
-          <w:iCs/>
-        </w:rPr>
-        <w:t xml:space="preserve"> </w:t>
-      </w:r>
-      <w:proofErr w:type="spellStart"/>
-      <w:r>
-        <w:rPr>
-          <w:i/>
-          <w:iCs/>
-        </w:rPr>
         <w:t>macarellus</w:t>
       </w:r>
       <w:proofErr w:type="spellEnd"/>
       <w:r>
-        <w:t xml:space="preserve">) in Cape Verde waters, Northwest Africa. In: Palomares, M.L.D.; </w:t>
-      </w:r>
-      <w:proofErr w:type="spellStart"/>
-      <w:r>
-        <w:t>Khalfallah</w:t>
-      </w:r>
-      <w:proofErr w:type="spellEnd"/>
-      <w:r>
-        <w:t xml:space="preserve">, M.; </w:t>
-      </w:r>
-      <w:proofErr w:type="spellStart"/>
-      <w:r>
-        <w:t>Woroniak</w:t>
-      </w:r>
-      <w:proofErr w:type="spellEnd"/>
-      <w:r>
-        <w:t xml:space="preserve">, J.; Pauly, D. (Eds.). Assessments of marine fisheries resources in West Africa with emphasis on small </w:t>
-      </w:r>
-      <w:proofErr w:type="spellStart"/>
-      <w:r>
-        <w:t>pelagics</w:t>
-      </w:r>
-      <w:proofErr w:type="spellEnd"/>
-      <w:r>
-        <w:t>. Fisheries Centre Research Reports, 28(4): 5–17.</w:t>
+        <w:t>, Carangidae). Journal of Fish Biology, 105: 1212–1226. https://doi.org/10.1111/jfb.15861</w:t>
       </w:r>
     </w:p>
     <w:p>
@@ -6108,37 +8326,88 @@
         <w:ind w:left="425" w:hanging="425"/>
         <w:jc w:val="both"/>
       </w:pPr>
-      <w:proofErr w:type="spellStart"/>
-      <w:r>
-        <w:t>DeAlteris</w:t>
-      </w:r>
-      <w:proofErr w:type="spellEnd"/>
-      <w:r>
-        <w:t xml:space="preserve">, J. 2012. Assessment of stock status and intensity of exploitation for the </w:t>
-      </w:r>
-      <w:proofErr w:type="spellStart"/>
-      <w:r>
-        <w:t>cavala</w:t>
-      </w:r>
-      <w:proofErr w:type="spellEnd"/>
-      <w:r>
-        <w:t xml:space="preserve"> preta, </w:t>
-      </w:r>
-      <w:proofErr w:type="spellStart"/>
-      <w:r>
-        <w:t>chicharro</w:t>
-      </w:r>
-      <w:proofErr w:type="spellEnd"/>
-      <w:r>
-        <w:t xml:space="preserve"> and </w:t>
-      </w:r>
-      <w:proofErr w:type="spellStart"/>
-      <w:r>
-        <w:t>dobrada</w:t>
-      </w:r>
-      <w:proofErr w:type="spellEnd"/>
-      <w:r>
-        <w:t>, small pelagic fishery resources in the waters surrounding Cape Verde. Intermediate report. West Africa Regional Fisheries Project – Cape Verde (WARFP-CV), Praia.</w:t>
+      <w:r>
+        <w:lastRenderedPageBreak/>
+        <w:t xml:space="preserve">da Luz, A.; Vieira, N. 2020. Stock assessment of blackspot </w:t>
+      </w:r>
+      <w:proofErr w:type="spellStart"/>
+      <w:r>
+        <w:t>picarel</w:t>
+      </w:r>
+      <w:proofErr w:type="spellEnd"/>
+      <w:r>
+        <w:t xml:space="preserve"> (</w:t>
+      </w:r>
+      <w:proofErr w:type="spellStart"/>
+      <w:r>
+        <w:rPr>
+          <w:i/>
+          <w:iCs/>
+        </w:rPr>
+        <w:t>Spicara</w:t>
+      </w:r>
+      <w:proofErr w:type="spellEnd"/>
+      <w:r>
+        <w:rPr>
+          <w:i/>
+          <w:iCs/>
+        </w:rPr>
+        <w:t xml:space="preserve"> melanurus</w:t>
+      </w:r>
+      <w:r>
+        <w:t>) and mackerel scad (</w:t>
+      </w:r>
+      <w:proofErr w:type="spellStart"/>
+      <w:r>
+        <w:rPr>
+          <w:i/>
+          <w:iCs/>
+        </w:rPr>
+        <w:t>Decapterus</w:t>
+      </w:r>
+      <w:proofErr w:type="spellEnd"/>
+      <w:r>
+        <w:rPr>
+          <w:i/>
+          <w:iCs/>
+        </w:rPr>
+        <w:t xml:space="preserve"> </w:t>
+      </w:r>
+      <w:proofErr w:type="spellStart"/>
+      <w:r>
+        <w:rPr>
+          <w:i/>
+          <w:iCs/>
+        </w:rPr>
+        <w:t>macarellus</w:t>
+      </w:r>
+      <w:proofErr w:type="spellEnd"/>
+      <w:r>
+        <w:t xml:space="preserve">) in Cape Verde waters, Northwest Africa. In: Palomares, M.L.D.; </w:t>
+      </w:r>
+      <w:proofErr w:type="spellStart"/>
+      <w:r>
+        <w:t>Khalfallah</w:t>
+      </w:r>
+      <w:proofErr w:type="spellEnd"/>
+      <w:r>
+        <w:t xml:space="preserve">, M.; </w:t>
+      </w:r>
+      <w:proofErr w:type="spellStart"/>
+      <w:r>
+        <w:t>Woroniak</w:t>
+      </w:r>
+      <w:proofErr w:type="spellEnd"/>
+      <w:r>
+        <w:t xml:space="preserve">, J.; Pauly, D. (Eds.). Assessments of marine fisheries resources in West Africa with emphasis on small </w:t>
+      </w:r>
+      <w:proofErr w:type="spellStart"/>
+      <w:r>
+        <w:t>pelagics</w:t>
+      </w:r>
+      <w:proofErr w:type="spellEnd"/>
+      <w:r>
+        <w:t>. Fisheries Centre Research Reports, 28(4): 5–17.</w:t>
       </w:r>
     </w:p>
     <w:p>
@@ -6147,28 +8416,37 @@
         <w:ind w:left="425" w:hanging="425"/>
         <w:jc w:val="both"/>
       </w:pPr>
-      <w:r>
-        <w:rPr>
-          <w:lang w:val="pt-BR"/>
-        </w:rPr>
-        <w:t xml:space="preserve">DGRM – </w:t>
-      </w:r>
-      <w:proofErr w:type="spellStart"/>
-      <w:r>
-        <w:rPr>
-          <w:lang w:val="pt-BR"/>
-        </w:rPr>
-        <w:t>Direcção</w:t>
-      </w:r>
-      <w:proofErr w:type="spellEnd"/>
-      <w:r>
-        <w:rPr>
-          <w:lang w:val="pt-BR"/>
-        </w:rPr>
-        <w:t xml:space="preserve"> Geral dos Recursos Marinhos. 2019. Plano de Gestão dos Recursos da Pesca 2019–2023. </w:t>
-      </w:r>
-      <w:r>
-        <w:t>DGRM, Mindelo.</w:t>
+      <w:proofErr w:type="spellStart"/>
+      <w:r>
+        <w:t>DeAlteris</w:t>
+      </w:r>
+      <w:proofErr w:type="spellEnd"/>
+      <w:r>
+        <w:t xml:space="preserve">, J. 2012. Assessment of stock status and intensity of exploitation for the </w:t>
+      </w:r>
+      <w:proofErr w:type="spellStart"/>
+      <w:r>
+        <w:t>cavala</w:t>
+      </w:r>
+      <w:proofErr w:type="spellEnd"/>
+      <w:r>
+        <w:t xml:space="preserve"> preta, </w:t>
+      </w:r>
+      <w:proofErr w:type="spellStart"/>
+      <w:r>
+        <w:t>chicharro</w:t>
+      </w:r>
+      <w:proofErr w:type="spellEnd"/>
+      <w:r>
+        <w:t xml:space="preserve"> and </w:t>
+      </w:r>
+      <w:proofErr w:type="spellStart"/>
+      <w:r>
+        <w:t>dobrada</w:t>
+      </w:r>
+      <w:proofErr w:type="spellEnd"/>
+      <w:r>
+        <w:t>, small pelagic fishery resources in the waters surrounding Cape Verde. Intermediate report. West Africa Regional Fisheries Project – Cape Verde (WARFP-CV), Praia.</w:t>
       </w:r>
     </w:p>
     <w:p>
@@ -6178,7 +8456,27 @@
         <w:jc w:val="both"/>
       </w:pPr>
       <w:r>
-        <w:t>Dick, E.J.; MacCall, A.D. 2011. Depletion-Based Stock Reduction Analysis: a catch-based method for determining sustainable yields for data-poor fish stocks. Fisheries Research, 110: 331–341.</w:t>
+        <w:rPr>
+          <w:lang w:val="pt-BR"/>
+        </w:rPr>
+        <w:t xml:space="preserve">DGRM – </w:t>
+      </w:r>
+      <w:proofErr w:type="spellStart"/>
+      <w:r>
+        <w:rPr>
+          <w:lang w:val="pt-BR"/>
+        </w:rPr>
+        <w:t>Direcção</w:t>
+      </w:r>
+      <w:proofErr w:type="spellEnd"/>
+      <w:r>
+        <w:rPr>
+          <w:lang w:val="pt-BR"/>
+        </w:rPr>
+        <w:t xml:space="preserve"> Geral dos Recursos Marinhos. 2019. Plano de Gestão dos Recursos da Pesca 2019–2023. </w:t>
+      </w:r>
+      <w:r>
+        <w:t>DGRM, Mindelo.</w:t>
       </w:r>
     </w:p>
     <w:p>
@@ -6188,55 +8486,7 @@
         <w:jc w:val="both"/>
       </w:pPr>
       <w:r>
-        <w:t xml:space="preserve">Froese, R.; Winker, H.; Coro, G.; Palomares, M.L.D.; </w:t>
-      </w:r>
-      <w:proofErr w:type="spellStart"/>
-      <w:r>
-        <w:t>Tsikliras</w:t>
-      </w:r>
-      <w:proofErr w:type="spellEnd"/>
-      <w:r>
-        <w:t xml:space="preserve">, A.C.; </w:t>
-      </w:r>
-      <w:proofErr w:type="spellStart"/>
-      <w:r>
-        <w:t>Dimarchopoulou</w:t>
-      </w:r>
-      <w:proofErr w:type="spellEnd"/>
-      <w:r>
-        <w:t xml:space="preserve">, D.; </w:t>
-      </w:r>
-      <w:proofErr w:type="spellStart"/>
-      <w:r>
-        <w:t>Touloumis</w:t>
-      </w:r>
-      <w:proofErr w:type="spellEnd"/>
-      <w:r>
-        <w:t xml:space="preserve">, K.; Demirel, N.; Vianna, G.M.S.; Scarcella, G.; </w:t>
-      </w:r>
-      <w:proofErr w:type="spellStart"/>
-      <w:r>
-        <w:t>Schijns</w:t>
-      </w:r>
-      <w:proofErr w:type="spellEnd"/>
-      <w:r>
-        <w:t xml:space="preserve">, R.; Liang, C.; Pauly, D. 2023. New developments in the analysis of catch time series as the basis for fish stock assessments: the CMSY++ method. Acta </w:t>
-      </w:r>
-      <w:proofErr w:type="spellStart"/>
-      <w:r>
-        <w:t>Ichthyologica</w:t>
-      </w:r>
-      <w:proofErr w:type="spellEnd"/>
-      <w:r>
-        <w:t xml:space="preserve"> et </w:t>
-      </w:r>
-      <w:proofErr w:type="spellStart"/>
-      <w:r>
-        <w:t>Piscatoria</w:t>
-      </w:r>
-      <w:proofErr w:type="spellEnd"/>
-      <w:r>
-        <w:t>, 53: 173–189.</w:t>
+        <w:t>Dick, E.J.; MacCall, A.D. 2011. Depletion-Based Stock Reduction Analysis: a catch-based method for determining sustainable yields for data-poor fish stocks. Fisheries Research, 110: 331–341.</w:t>
       </w:r>
     </w:p>
     <w:p>
@@ -6249,57 +8499,10 @@
         </w:rPr>
       </w:pPr>
       <w:r>
-        <w:t xml:space="preserve">Fujiwara, S.; Ramos, V. </w:t>
-      </w:r>
-      <w:proofErr w:type="spellStart"/>
-      <w:r>
-        <w:t>s.d.</w:t>
-      </w:r>
-      <w:proofErr w:type="spellEnd"/>
-      <w:r>
-        <w:t xml:space="preserve"> Biology and resource management of </w:t>
-      </w:r>
-      <w:proofErr w:type="spellStart"/>
-      <w:r>
-        <w:t>cavala</w:t>
-      </w:r>
-      <w:proofErr w:type="spellEnd"/>
-      <w:r>
-        <w:t xml:space="preserve"> preta, </w:t>
-      </w:r>
-      <w:proofErr w:type="spellStart"/>
-      <w:r>
-        <w:rPr>
-          <w:i/>
-          <w:iCs/>
-        </w:rPr>
-        <w:t>Decapterus</w:t>
-      </w:r>
-      <w:proofErr w:type="spellEnd"/>
-      <w:r>
-        <w:rPr>
-          <w:i/>
-          <w:iCs/>
-        </w:rPr>
-        <w:t xml:space="preserve"> </w:t>
-      </w:r>
-      <w:proofErr w:type="spellStart"/>
-      <w:r>
-        <w:rPr>
-          <w:i/>
-          <w:iCs/>
-        </w:rPr>
-        <w:t>macarellus</w:t>
-      </w:r>
-      <w:proofErr w:type="spellEnd"/>
-      <w:r>
-        <w:t xml:space="preserve">, in Cabo Verde waters. </w:t>
-      </w:r>
-      <w:r>
-        <w:rPr>
-          <w:lang w:val="pt-BR"/>
-        </w:rPr>
-        <w:t>Projeto de Cooperação Técnica INDP/OFCF (dados de 2002–2003), Mindelo.</w:t>
+        <w:rPr>
+          <w:lang w:val="pt-BR"/>
+        </w:rPr>
+        <w:t xml:space="preserve">Free, C.M. 2018. datalimited2: more stock assessment methods for data-limited fisheries. R package version 0.1.0. https://github.com/cfree14/datalimited2</w:t>
       </w:r>
     </w:p>
     <w:p>
@@ -6311,70 +8514,11 @@
           <w:lang w:val="pt-BR"/>
         </w:rPr>
       </w:pPr>
-      <w:proofErr w:type="spellStart"/>
-      <w:r>
-        <w:rPr>
-          <w:lang w:val="pt-BR"/>
-        </w:rPr>
-        <w:t>Hordyk</w:t>
-      </w:r>
-      <w:proofErr w:type="spellEnd"/>
-      <w:r>
-        <w:rPr>
-          <w:lang w:val="pt-BR"/>
-        </w:rPr>
-        <w:t xml:space="preserve">, A.; Ono, K.; Valencia, S.; </w:t>
-      </w:r>
-      <w:proofErr w:type="spellStart"/>
-      <w:r>
-        <w:rPr>
-          <w:lang w:val="pt-BR"/>
-        </w:rPr>
-        <w:t>Loneragan</w:t>
-      </w:r>
-      <w:proofErr w:type="spellEnd"/>
-      <w:r>
-        <w:rPr>
-          <w:lang w:val="pt-BR"/>
-        </w:rPr>
-        <w:t xml:space="preserve">, N.; Prince, J. 2015. </w:t>
-      </w:r>
-      <w:r>
-        <w:t xml:space="preserve">A novel length-based empirical estimation method of spawning potential ratio (SPR), and tests of its performance, for small-scale, data-poor fisheries. </w:t>
-      </w:r>
-      <w:r>
-        <w:rPr>
-          <w:lang w:val="pt-BR"/>
-        </w:rPr>
-        <w:t xml:space="preserve">ICES </w:t>
-      </w:r>
-      <w:proofErr w:type="spellStart"/>
-      <w:r>
-        <w:rPr>
-          <w:lang w:val="pt-BR"/>
-        </w:rPr>
-        <w:t>Journal</w:t>
-      </w:r>
-      <w:proofErr w:type="spellEnd"/>
-      <w:r>
-        <w:rPr>
-          <w:lang w:val="pt-BR"/>
-        </w:rPr>
-        <w:t xml:space="preserve"> </w:t>
-      </w:r>
-      <w:proofErr w:type="spellStart"/>
-      <w:r>
-        <w:rPr>
-          <w:lang w:val="pt-BR"/>
-        </w:rPr>
-        <w:t>of</w:t>
-      </w:r>
-      <w:proofErr w:type="spellEnd"/>
-      <w:r>
-        <w:rPr>
-          <w:lang w:val="pt-BR"/>
-        </w:rPr>
-        <w:t xml:space="preserve"> Marine Science, 72(1): 217–231.</w:t>
+      <w:r>
+        <w:rPr>
+          <w:lang w:val="pt-BR"/>
+        </w:rPr>
+        <w:t xml:space="preserve">Froese, R.; Demirel, N.; Coro, G.; Kleisner, K.M.; Winker, H. 2017. Estimating fisheries reference points from catch and resilience. Fish and Fisheries, 18: 506–526.</w:t>
       </w:r>
     </w:p>
     <w:p>
@@ -6382,49 +8526,57 @@
         <w:spacing w:after="80"/>
         <w:ind w:left="425" w:hanging="425"/>
         <w:jc w:val="both"/>
-        <w:rPr>
-          <w:lang w:val="pt-BR"/>
-        </w:rPr>
-      </w:pPr>
-      <w:r>
-        <w:rPr>
-          <w:lang w:val="pt-BR"/>
-        </w:rPr>
-        <w:t>Jardim, J.E. 1999. Contribuição para o estudo da pescaria de cavala preta (</w:t>
-      </w:r>
-      <w:proofErr w:type="spellStart"/>
-      <w:r>
-        <w:rPr>
-          <w:i/>
-          <w:iCs/>
-          <w:lang w:val="pt-BR"/>
-        </w:rPr>
-        <w:t>Decapterus</w:t>
-      </w:r>
-      <w:proofErr w:type="spellEnd"/>
-      <w:r>
-        <w:rPr>
-          <w:i/>
-          <w:iCs/>
-          <w:lang w:val="pt-BR"/>
-        </w:rPr>
-        <w:t xml:space="preserve"> </w:t>
-      </w:r>
-      <w:proofErr w:type="spellStart"/>
-      <w:r>
-        <w:rPr>
-          <w:i/>
-          <w:iCs/>
-          <w:lang w:val="pt-BR"/>
-        </w:rPr>
-        <w:t>macarellus</w:t>
-      </w:r>
-      <w:proofErr w:type="spellEnd"/>
-      <w:r>
-        <w:rPr>
-          <w:lang w:val="pt-BR"/>
-        </w:rPr>
-        <w:t>) no Arquipélago de Cabo Verde no período de 1981 a 1992. In: Carvalho, E.M.; Morais, J.; Nascimento, J. (Eds.). Investigação e Gestão Haliêuticas em Cabo Verde. INDP, Mindelo, p. 215–233.</w:t>
+      </w:pPr>
+      <w:r>
+        <w:t xml:space="preserve">Froese, R.; Winker, H.; Coro, G.; Palomares, M.L.D.; </w:t>
+      </w:r>
+      <w:proofErr w:type="spellStart"/>
+      <w:r>
+        <w:t>Tsikliras</w:t>
+      </w:r>
+      <w:proofErr w:type="spellEnd"/>
+      <w:r>
+        <w:t xml:space="preserve">, A.C.; </w:t>
+      </w:r>
+      <w:proofErr w:type="spellStart"/>
+      <w:r>
+        <w:t>Dimarchopoulou</w:t>
+      </w:r>
+      <w:proofErr w:type="spellEnd"/>
+      <w:r>
+        <w:t xml:space="preserve">, D.; </w:t>
+      </w:r>
+      <w:proofErr w:type="spellStart"/>
+      <w:r>
+        <w:t>Touloumis</w:t>
+      </w:r>
+      <w:proofErr w:type="spellEnd"/>
+      <w:r>
+        <w:t xml:space="preserve">, K.; Demirel, N.; Vianna, G.M.S.; Scarcella, G.; </w:t>
+      </w:r>
+      <w:proofErr w:type="spellStart"/>
+      <w:r>
+        <w:t>Schijns</w:t>
+      </w:r>
+      <w:proofErr w:type="spellEnd"/>
+      <w:r>
+        <w:t xml:space="preserve">, R.; Liang, C.; Pauly, D. 2023. New developments in the analysis of catch time series as the basis for fish stock assessments: the CMSY++ method. Acta </w:t>
+      </w:r>
+      <w:proofErr w:type="spellStart"/>
+      <w:r>
+        <w:t>Ichthyologica</w:t>
+      </w:r>
+      <w:proofErr w:type="spellEnd"/>
+      <w:r>
+        <w:t xml:space="preserve"> et </w:t>
+      </w:r>
+      <w:proofErr w:type="spellStart"/>
+      <w:r>
+        <w:t>Piscatoria</w:t>
+      </w:r>
+      <w:proofErr w:type="spellEnd"/>
+      <w:r>
+        <w:t>, 53: 173–189.</w:t>
       </w:r>
     </w:p>
     <w:p>
@@ -6432,37 +8584,28 @@
         <w:spacing w:after="80"/>
         <w:ind w:left="425" w:hanging="425"/>
         <w:jc w:val="both"/>
-      </w:pPr>
-      <w:r>
-        <w:rPr>
-          <w:lang w:val="pt-BR"/>
-        </w:rPr>
-        <w:t xml:space="preserve">Lopes, E.P.; Monteiro, V.; Martins, A.; Coelho, R.; Freitas, R.; </w:t>
-      </w:r>
-      <w:proofErr w:type="spellStart"/>
-      <w:r>
-        <w:rPr>
-          <w:lang w:val="pt-BR"/>
-        </w:rPr>
-        <w:t>Blancke</w:t>
-      </w:r>
-      <w:proofErr w:type="spellEnd"/>
-      <w:r>
-        <w:rPr>
-          <w:lang w:val="pt-BR"/>
-        </w:rPr>
-        <w:t xml:space="preserve">, T.; Hanel, R. 2021. </w:t>
-      </w:r>
-      <w:r>
-        <w:t xml:space="preserve">Confirmed record of the </w:t>
-      </w:r>
-      <w:proofErr w:type="spellStart"/>
-      <w:r>
-        <w:t>roughear</w:t>
-      </w:r>
-      <w:proofErr w:type="spellEnd"/>
-      <w:r>
-        <w:t xml:space="preserve"> scad </w:t>
+        <w:rPr>
+          <w:lang w:val="pt-BR"/>
+        </w:rPr>
+      </w:pPr>
+      <w:r>
+        <w:t xml:space="preserve">Fujiwara, S.; Ramos, V. </w:t>
+      </w:r>
+      <w:proofErr w:type="spellStart"/>
+      <w:r>
+        <w:t>s.d.</w:t>
+      </w:r>
+      <w:proofErr w:type="spellEnd"/>
+      <w:r>
+        <w:t xml:space="preserve"> Biology and resource management of </w:t>
+      </w:r>
+      <w:proofErr w:type="spellStart"/>
+      <w:r>
+        <w:t>cavala</w:t>
+      </w:r>
+      <w:proofErr w:type="spellEnd"/>
+      <w:r>
+        <w:t xml:space="preserve"> preta, </w:t>
       </w:r>
       <w:proofErr w:type="spellStart"/>
       <w:r>
@@ -6486,27 +8629,17 @@
           <w:i/>
           <w:iCs/>
         </w:rPr>
-        <w:t>tabl</w:t>
-      </w:r>
-      <w:proofErr w:type="spellEnd"/>
-      <w:r>
-        <w:t xml:space="preserve"> in the Cabo Verde Archipelago based on morphological and genetic data. </w:t>
-      </w:r>
-      <w:proofErr w:type="spellStart"/>
-      <w:r>
-        <w:t>Zoologia</w:t>
-      </w:r>
-      <w:proofErr w:type="spellEnd"/>
-      <w:r>
-        <w:t xml:space="preserve"> </w:t>
-      </w:r>
-      <w:proofErr w:type="spellStart"/>
-      <w:r>
-        <w:t>Caboverdiana</w:t>
-      </w:r>
-      <w:proofErr w:type="spellEnd"/>
-      <w:r>
-        <w:t>, 9(1): 3–13.</w:t>
+        <w:t>macarellus</w:t>
+      </w:r>
+      <w:proofErr w:type="spellEnd"/>
+      <w:r>
+        <w:t xml:space="preserve">, in Cabo Verde waters. </w:t>
+      </w:r>
+      <w:r>
+        <w:rPr>
+          <w:lang w:val="pt-BR"/>
+        </w:rPr>
+        <w:t>Projeto de Cooperação Técnica INDP/OFCF (dados de 2002–2003), Mindelo.</w:t>
       </w:r>
     </w:p>
     <w:p>
@@ -6514,9 +8647,74 @@
         <w:spacing w:after="80"/>
         <w:ind w:left="425" w:hanging="425"/>
         <w:jc w:val="both"/>
-      </w:pPr>
-      <w:r>
-        <w:t>Maunder, M.N.; Punt, A.E. 2004. Standardizing catch and effort data: a review of recent approaches. Fisheries Research, 70: 141–159.</w:t>
+        <w:rPr>
+          <w:lang w:val="pt-BR"/>
+        </w:rPr>
+      </w:pPr>
+      <w:proofErr w:type="spellStart"/>
+      <w:r>
+        <w:rPr>
+          <w:lang w:val="pt-BR"/>
+        </w:rPr>
+        <w:t>Hordyk</w:t>
+      </w:r>
+      <w:proofErr w:type="spellEnd"/>
+      <w:r>
+        <w:rPr>
+          <w:lang w:val="pt-BR"/>
+        </w:rPr>
+        <w:t xml:space="preserve">, A.; Ono, K.; Valencia, S.; </w:t>
+      </w:r>
+      <w:proofErr w:type="spellStart"/>
+      <w:r>
+        <w:rPr>
+          <w:lang w:val="pt-BR"/>
+        </w:rPr>
+        <w:t>Loneragan</w:t>
+      </w:r>
+      <w:proofErr w:type="spellEnd"/>
+      <w:r>
+        <w:rPr>
+          <w:lang w:val="pt-BR"/>
+        </w:rPr>
+        <w:t xml:space="preserve">, N.; Prince, J. 2015. </w:t>
+      </w:r>
+      <w:r>
+        <w:t xml:space="preserve">A novel length-based empirical estimation method of spawning potential ratio (SPR), and tests of its performance, for small-scale, data-poor fisheries. </w:t>
+      </w:r>
+      <w:r>
+        <w:rPr>
+          <w:lang w:val="pt-BR"/>
+        </w:rPr>
+        <w:t xml:space="preserve">ICES </w:t>
+      </w:r>
+      <w:proofErr w:type="spellStart"/>
+      <w:r>
+        <w:rPr>
+          <w:lang w:val="pt-BR"/>
+        </w:rPr>
+        <w:t>Journal</w:t>
+      </w:r>
+      <w:proofErr w:type="spellEnd"/>
+      <w:r>
+        <w:rPr>
+          <w:lang w:val="pt-BR"/>
+        </w:rPr>
+        <w:t xml:space="preserve"> </w:t>
+      </w:r>
+      <w:proofErr w:type="spellStart"/>
+      <w:r>
+        <w:rPr>
+          <w:lang w:val="pt-BR"/>
+        </w:rPr>
+        <w:t>of</w:t>
+      </w:r>
+      <w:proofErr w:type="spellEnd"/>
+      <w:r>
+        <w:rPr>
+          <w:lang w:val="pt-BR"/>
+        </w:rPr>
+        <w:t xml:space="preserve"> Marine Science, 72(1): 217–231.</w:t>
       </w:r>
     </w:p>
     <w:p>
@@ -6524,9 +8722,49 @@
         <w:spacing w:after="80"/>
         <w:ind w:left="425" w:hanging="425"/>
         <w:jc w:val="both"/>
-      </w:pPr>
-      <w:r>
-        <w:t>Methot, R.D.; Wetzel, C.R. 2013. Stock synthesis: a biological and statistical framework for fish stock assessment and fishery management. Fisheries Research, 142: 86–99.</w:t>
+        <w:rPr>
+          <w:lang w:val="pt-BR"/>
+        </w:rPr>
+      </w:pPr>
+      <w:r>
+        <w:rPr>
+          <w:lang w:val="pt-BR"/>
+        </w:rPr>
+        <w:t>Jardim, J.E. 1999. Contribuição para o estudo da pescaria de cavala preta (</w:t>
+      </w:r>
+      <w:proofErr w:type="spellStart"/>
+      <w:r>
+        <w:rPr>
+          <w:i/>
+          <w:iCs/>
+          <w:lang w:val="pt-BR"/>
+        </w:rPr>
+        <w:t>Decapterus</w:t>
+      </w:r>
+      <w:proofErr w:type="spellEnd"/>
+      <w:r>
+        <w:rPr>
+          <w:i/>
+          <w:iCs/>
+          <w:lang w:val="pt-BR"/>
+        </w:rPr>
+        <w:t xml:space="preserve"> </w:t>
+      </w:r>
+      <w:proofErr w:type="spellStart"/>
+      <w:r>
+        <w:rPr>
+          <w:i/>
+          <w:iCs/>
+          <w:lang w:val="pt-BR"/>
+        </w:rPr>
+        <w:t>macarellus</w:t>
+      </w:r>
+      <w:proofErr w:type="spellEnd"/>
+      <w:r>
+        <w:rPr>
+          <w:lang w:val="pt-BR"/>
+        </w:rPr>
+        <w:t>) no Arquipélago de Cabo Verde no período de 1981 a 1992. In: Carvalho, E.M.; Morais, J.; Nascimento, J. (Eds.). Investigação e Gestão Haliêuticas em Cabo Verde. INDP, Mindelo, p. 215–233.</w:t>
       </w:r>
     </w:p>
     <w:p>
@@ -6534,28 +8772,37 @@
         <w:spacing w:after="80"/>
         <w:ind w:left="425" w:hanging="425"/>
         <w:jc w:val="both"/>
-        <w:rPr>
-          <w:lang w:val="pt-BR"/>
-        </w:rPr>
-      </w:pPr>
-      <w:r>
-        <w:t xml:space="preserve">Ramos, V. </w:t>
-      </w:r>
-      <w:proofErr w:type="spellStart"/>
-      <w:r>
-        <w:t>s.d.</w:t>
-      </w:r>
-      <w:proofErr w:type="spellEnd"/>
-      <w:r>
-        <w:t xml:space="preserve"> Early life history of </w:t>
-      </w:r>
-      <w:proofErr w:type="spellStart"/>
-      <w:r>
-        <w:t>cavala</w:t>
-      </w:r>
-      <w:proofErr w:type="spellEnd"/>
-      <w:r>
-        <w:t xml:space="preserve"> preta, </w:t>
+      </w:pPr>
+      <w:r>
+        <w:rPr>
+          <w:lang w:val="pt-BR"/>
+        </w:rPr>
+        <w:t xml:space="preserve">Lopes, E.P.; Monteiro, V.; Martins, A.; Coelho, R.; Freitas, R.; </w:t>
+      </w:r>
+      <w:proofErr w:type="spellStart"/>
+      <w:r>
+        <w:rPr>
+          <w:lang w:val="pt-BR"/>
+        </w:rPr>
+        <w:t>Blancke</w:t>
+      </w:r>
+      <w:proofErr w:type="spellEnd"/>
+      <w:r>
+        <w:rPr>
+          <w:lang w:val="pt-BR"/>
+        </w:rPr>
+        <w:t xml:space="preserve">, T.; Hanel, R. 2021. </w:t>
+      </w:r>
+      <w:r>
+        <w:t xml:space="preserve">Confirmed record of the </w:t>
+      </w:r>
+      <w:proofErr w:type="spellStart"/>
+      <w:r>
+        <w:t>roughear</w:t>
+      </w:r>
+      <w:proofErr w:type="spellEnd"/>
+      <w:r>
+        <w:t xml:space="preserve"> scad </w:t>
       </w:r>
       <w:proofErr w:type="spellStart"/>
       <w:r>
@@ -6579,17 +8826,27 @@
           <w:i/>
           <w:iCs/>
         </w:rPr>
-        <w:t>macarellus</w:t>
-      </w:r>
-      <w:proofErr w:type="spellEnd"/>
-      <w:r>
-        <w:t xml:space="preserve">, by the larval net sampling. </w:t>
-      </w:r>
-      <w:r>
-        <w:rPr>
-          <w:lang w:val="pt-BR"/>
-        </w:rPr>
-        <w:t>In: Relatório Final, Projeto de Cooperação Técnica na Área de Investigação Científica sobre Recursos Haliêuticos na ZEE de Cabo Verde (INDP/OFCF), Mindelo.</w:t>
+        <w:t>tabl</w:t>
+      </w:r>
+      <w:proofErr w:type="spellEnd"/>
+      <w:r>
+        <w:t xml:space="preserve"> in the Cabo Verde Archipelago based on morphological and genetic data. </w:t>
+      </w:r>
+      <w:proofErr w:type="spellStart"/>
+      <w:r>
+        <w:t>Zoologia</w:t>
+      </w:r>
+      <w:proofErr w:type="spellEnd"/>
+      <w:r>
+        <w:t xml:space="preserve"> </w:t>
+      </w:r>
+      <w:proofErr w:type="spellStart"/>
+      <w:r>
+        <w:t>Caboverdiana</w:t>
+      </w:r>
+      <w:proofErr w:type="spellEnd"/>
+      <w:r>
+        <w:t>, 9(1): 3–13.</w:t>
       </w:r>
     </w:p>
     <w:p>
@@ -6597,62 +8854,9 @@
         <w:spacing w:after="80"/>
         <w:ind w:left="425" w:hanging="425"/>
         <w:jc w:val="both"/>
-        <w:rPr>
-          <w:lang w:val="pt-BR"/>
-        </w:rPr>
-      </w:pPr>
-      <w:r>
-        <w:t xml:space="preserve">Ramos, V.; Fujiwara, S. </w:t>
-      </w:r>
-      <w:proofErr w:type="spellStart"/>
-      <w:r>
-        <w:t>s.d.</w:t>
-      </w:r>
-      <w:proofErr w:type="spellEnd"/>
-      <w:r>
-        <w:t xml:space="preserve"> Preliminary analysis concerning morphometric data and application for fishery management on </w:t>
-      </w:r>
-      <w:proofErr w:type="spellStart"/>
-      <w:r>
-        <w:t>cavala</w:t>
-      </w:r>
-      <w:proofErr w:type="spellEnd"/>
-      <w:r>
-        <w:t xml:space="preserve"> preta </w:t>
-      </w:r>
-      <w:proofErr w:type="spellStart"/>
-      <w:r>
-        <w:rPr>
-          <w:i/>
-          <w:iCs/>
-        </w:rPr>
-        <w:t>Decapterus</w:t>
-      </w:r>
-      <w:proofErr w:type="spellEnd"/>
-      <w:r>
-        <w:rPr>
-          <w:i/>
-          <w:iCs/>
-        </w:rPr>
-        <w:t xml:space="preserve"> </w:t>
-      </w:r>
-      <w:proofErr w:type="spellStart"/>
-      <w:r>
-        <w:rPr>
-          <w:i/>
-          <w:iCs/>
-        </w:rPr>
-        <w:t>macarellus</w:t>
-      </w:r>
-      <w:proofErr w:type="spellEnd"/>
-      <w:r>
-        <w:t xml:space="preserve"> in Cabo Verde waters. </w:t>
-      </w:r>
-      <w:r>
-        <w:rPr>
-          <w:lang w:val="pt-BR"/>
-        </w:rPr>
-        <w:t>Projeto de Cooperação Técnica INDP/OFCF (dados de 2002), Mindelo.</w:t>
+      </w:pPr>
+      <w:r>
+        <w:t>Maunder, M.N.; Punt, A.E. 2004. Standardizing catch and effort data: a review of recent approaches. Fisheries Research, 70: 141–159.</w:t>
       </w:r>
     </w:p>
     <w:p>
@@ -6660,49 +8864,9 @@
         <w:spacing w:after="80"/>
         <w:ind w:left="425" w:hanging="425"/>
         <w:jc w:val="both"/>
-        <w:rPr>
-          <w:lang w:val="pt-BR"/>
-        </w:rPr>
-      </w:pPr>
-      <w:r>
-        <w:rPr>
-          <w:lang w:val="pt-BR"/>
-        </w:rPr>
-        <w:t>Santos, M.G. 2018. Dinâmica populacional da cavala preta (</w:t>
-      </w:r>
-      <w:proofErr w:type="spellStart"/>
-      <w:r>
-        <w:rPr>
-          <w:i/>
-          <w:iCs/>
-          <w:lang w:val="pt-BR"/>
-        </w:rPr>
-        <w:t>Decapterus</w:t>
-      </w:r>
-      <w:proofErr w:type="spellEnd"/>
-      <w:r>
-        <w:rPr>
-          <w:i/>
-          <w:iCs/>
-          <w:lang w:val="pt-BR"/>
-        </w:rPr>
-        <w:t xml:space="preserve"> </w:t>
-      </w:r>
-      <w:proofErr w:type="spellStart"/>
-      <w:r>
-        <w:rPr>
-          <w:i/>
-          <w:iCs/>
-          <w:lang w:val="pt-BR"/>
-        </w:rPr>
-        <w:t>macarellus</w:t>
-      </w:r>
-      <w:proofErr w:type="spellEnd"/>
-      <w:r>
-        <w:rPr>
-          <w:lang w:val="pt-BR"/>
-        </w:rPr>
-        <w:t>) na região norte de Cabo Verde: diagnóstico do período de 2005–2018. Relatório de estágio (Licenciatura em Ciências Biológicas). Universidade de Cabo Verde / INDP, Mindelo.</w:t>
+      </w:pPr>
+      <w:r>
+        <w:t>Methot, R.D.; Wetzel, C.R. 2013. Stock synthesis: a biological and statistical framework for fish stock assessment and fishery management. Fisheries Research, 142: 86–99.</w:t>
       </w:r>
     </w:p>
     <w:p>
@@ -6710,45 +8874,29 @@
         <w:spacing w:after="80"/>
         <w:ind w:left="425" w:hanging="425"/>
         <w:jc w:val="both"/>
-      </w:pPr>
-      <w:r>
-        <w:t xml:space="preserve">Stobberup, K.A.; </w:t>
-      </w:r>
-      <w:proofErr w:type="spellStart"/>
-      <w:r>
-        <w:t>Erzini</w:t>
-      </w:r>
-      <w:proofErr w:type="spellEnd"/>
-      <w:r>
-        <w:t xml:space="preserve">, K. 2006. Assessing mackerel scad, </w:t>
-      </w:r>
-      <w:proofErr w:type="spellStart"/>
+        <w:rPr>
+          <w:lang w:val="pt-BR"/>
+        </w:rPr>
+      </w:pPr>
+      <w:r>
+        <w:rPr>
+          <w:lang w:val="pt-BR"/>
+        </w:rPr>
+        <w:t xml:space="preserve">Myers, R.A.; Mertz, G.; Fowlow, P.S. 1997. Maximum population growth rates and recovery times for Atlantic cod, </w:t>
+      </w:r>
       <w:r>
         <w:rPr>
           <w:i/>
           <w:iCs/>
-        </w:rPr>
-        <w:t>Decapterus</w:t>
-      </w:r>
-      <w:proofErr w:type="spellEnd"/>
-      <w:r>
-        <w:rPr>
-          <w:i/>
-          <w:iCs/>
-        </w:rPr>
-        <w:t xml:space="preserve"> </w:t>
-      </w:r>
-      <w:proofErr w:type="spellStart"/>
-      <w:r>
-        <w:rPr>
-          <w:i/>
-          <w:iCs/>
-        </w:rPr>
-        <w:t>macarellus</w:t>
-      </w:r>
-      <w:proofErr w:type="spellEnd"/>
-      <w:r>
-        <w:t>, in Cape Verde: using a Bayesian approach to biomass dynamic modelling in a data-limited situation. Fisheries Research, 82: 194–203. https://doi.org/10.1016/j.fishres.2006.06.005</w:t>
+          <w:lang w:val="pt-BR"/>
+        </w:rPr>
+        <w:t xml:space="preserve">Gadus morhua</w:t>
+      </w:r>
+      <w:r>
+        <w:rPr>
+          <w:lang w:val="pt-BR"/>
+        </w:rPr>
+        <w:t xml:space="preserve">. Fishery Bulletin, 95: 762–772.</w:t>
       </w:r>
     </w:p>
     <w:p>
@@ -6756,24 +8904,15 @@
         <w:spacing w:after="80"/>
         <w:ind w:left="425" w:hanging="425"/>
         <w:jc w:val="both"/>
-      </w:pPr>
-      <w:proofErr w:type="spellStart"/>
-      <w:r>
-        <w:lastRenderedPageBreak/>
-        <w:t>Tariche</w:t>
-      </w:r>
-      <w:proofErr w:type="spellEnd"/>
-      <w:r>
-        <w:t xml:space="preserve">, O.; Martins, A. 2009. </w:t>
-      </w:r>
-      <w:r>
-        <w:rPr>
-          <w:lang w:val="pt-BR"/>
-        </w:rPr>
-        <w:t xml:space="preserve">Dinâmica populacional e avaliação do estado de exploração dos principais recursos haliêuticos de Cabo Verde. </w:t>
-      </w:r>
-      <w:r>
-        <w:t>INDP, Mindelo.</w:t>
+        <w:rPr>
+          <w:lang w:val="pt-BR"/>
+        </w:rPr>
+      </w:pPr>
+      <w:r>
+        <w:rPr>
+          <w:lang w:val="pt-BR"/>
+        </w:rPr>
+        <w:t xml:space="preserve">Niel, C.; Lebreton, J.-D. 2005. Using demographic invariants to detect overharvested bird populations from incomplete data. Conservation Biology, 19: 826–835.</w:t>
       </w:r>
     </w:p>
     <w:p>
@@ -6786,55 +8925,57 @@
         </w:rPr>
       </w:pPr>
       <w:r>
-        <w:t xml:space="preserve">Thiao, D. 2026. Preliminary bioeconomic assessment of mackerel scad and three tuna-like species in Cabo Verde. </w:t>
-      </w:r>
-      <w:r>
-        <w:rPr>
-          <w:lang w:val="pt-BR"/>
-        </w:rPr>
-        <w:t xml:space="preserve">FAO </w:t>
-      </w:r>
-      <w:proofErr w:type="spellStart"/>
-      <w:r>
-        <w:rPr>
-          <w:lang w:val="pt-BR"/>
-        </w:rPr>
-        <w:t>Fisheries</w:t>
-      </w:r>
-      <w:proofErr w:type="spellEnd"/>
-      <w:r>
-        <w:rPr>
-          <w:lang w:val="pt-BR"/>
+        <w:t xml:space="preserve">Ramos, V. </w:t>
+      </w:r>
+      <w:proofErr w:type="spellStart"/>
+      <w:r>
+        <w:t>s.d.</w:t>
+      </w:r>
+      <w:proofErr w:type="spellEnd"/>
+      <w:r>
+        <w:t xml:space="preserve"> Early life history of </w:t>
+      </w:r>
+      <w:proofErr w:type="spellStart"/>
+      <w:r>
+        <w:t>cavala</w:t>
+      </w:r>
+      <w:proofErr w:type="spellEnd"/>
+      <w:r>
+        <w:t xml:space="preserve"> preta, </w:t>
+      </w:r>
+      <w:proofErr w:type="spellStart"/>
+      <w:r>
+        <w:rPr>
+          <w:i/>
+          <w:iCs/>
+        </w:rPr>
+        <w:t>Decapterus</w:t>
+      </w:r>
+      <w:proofErr w:type="spellEnd"/>
+      <w:r>
+        <w:rPr>
+          <w:i/>
+          <w:iCs/>
         </w:rPr>
         <w:t xml:space="preserve"> </w:t>
       </w:r>
       <w:proofErr w:type="spellStart"/>
       <w:r>
         <w:rPr>
-          <w:lang w:val="pt-BR"/>
-        </w:rPr>
-        <w:t>and</w:t>
-      </w:r>
-      <w:proofErr w:type="spellEnd"/>
-      <w:r>
-        <w:rPr>
-          <w:lang w:val="pt-BR"/>
-        </w:rPr>
-        <w:t xml:space="preserve"> </w:t>
-      </w:r>
-      <w:proofErr w:type="spellStart"/>
-      <w:r>
-        <w:rPr>
-          <w:lang w:val="pt-BR"/>
-        </w:rPr>
-        <w:t>Aquaculture</w:t>
-      </w:r>
-      <w:proofErr w:type="spellEnd"/>
-      <w:r>
-        <w:rPr>
-          <w:lang w:val="pt-BR"/>
-        </w:rPr>
-        <w:t xml:space="preserve"> Circular No. 1297. FAO, Roma. https://doi.org/10.4060/cd8722en</w:t>
+          <w:i/>
+          <w:iCs/>
+        </w:rPr>
+        <w:t>macarellus</w:t>
+      </w:r>
+      <w:proofErr w:type="spellEnd"/>
+      <w:r>
+        <w:t xml:space="preserve">, by the larval net sampling. </w:t>
+      </w:r>
+      <w:r>
+        <w:rPr>
+          <w:lang w:val="pt-BR"/>
+        </w:rPr>
+        <w:t>In: Relatório Final, Projeto de Cooperação Técnica na Área de Investigação Científica sobre Recursos Haliêuticos na ZEE de Cabo Verde (INDP/OFCF), Mindelo.</w:t>
       </w:r>
     </w:p>
     <w:p>
@@ -6842,9 +8983,28 @@
         <w:spacing w:after="80"/>
         <w:ind w:left="425" w:hanging="425"/>
         <w:jc w:val="both"/>
-      </w:pPr>
-      <w:r>
-        <w:t>Vieira, N. 2019. Stock assessment and the influence of environmental parameters on the distribution of mackerel scad (</w:t>
+        <w:rPr>
+          <w:lang w:val="pt-BR"/>
+        </w:rPr>
+      </w:pPr>
+      <w:r>
+        <w:t xml:space="preserve">Ramos, V.; Fujiwara, S. </w:t>
+      </w:r>
+      <w:proofErr w:type="spellStart"/>
+      <w:r>
+        <w:t>s.d.</w:t>
+      </w:r>
+      <w:proofErr w:type="spellEnd"/>
+      <w:r>
+        <w:t xml:space="preserve"> Preliminary analysis concerning morphometric data and application for fishery management on </w:t>
+      </w:r>
+      <w:proofErr w:type="spellStart"/>
+      <w:r>
+        <w:t>cavala</w:t>
+      </w:r>
+      <w:proofErr w:type="spellEnd"/>
+      <w:r>
+        <w:t xml:space="preserve"> preta </w:t>
       </w:r>
       <w:proofErr w:type="spellStart"/>
       <w:r>
@@ -6872,15 +9032,13 @@
       </w:r>
       <w:proofErr w:type="spellEnd"/>
       <w:r>
-        <w:t xml:space="preserve">) in Cabo Verde waters. Final project. United Nations University Fisheries Training </w:t>
-      </w:r>
-      <w:proofErr w:type="spellStart"/>
-      <w:r>
-        <w:t>Programme</w:t>
-      </w:r>
-      <w:proofErr w:type="spellEnd"/>
-      <w:r>
-        <w:t>, Reykjavík.</w:t>
+        <w:t xml:space="preserve"> in Cabo Verde waters. </w:t>
+      </w:r>
+      <w:r>
+        <w:rPr>
+          <w:lang w:val="pt-BR"/>
+        </w:rPr>
+        <w:t>Projeto de Cooperação Técnica INDP/OFCF (dados de 2002), Mindelo.</w:t>
       </w:r>
     </w:p>
     <w:p>
@@ -6888,9 +9046,269 @@
         <w:spacing w:after="80"/>
         <w:ind w:left="425" w:hanging="425"/>
         <w:jc w:val="both"/>
+        <w:rPr>
+          <w:lang w:val="pt-BR"/>
+        </w:rPr>
+      </w:pPr>
+      <w:r>
+        <w:rPr>
+          <w:lang w:val="pt-BR"/>
+        </w:rPr>
+        <w:t>Santos, M.G. 2018. Dinâmica populacional da cavala preta (</w:t>
+      </w:r>
+      <w:proofErr w:type="spellStart"/>
+      <w:r>
+        <w:rPr>
+          <w:i/>
+          <w:iCs/>
+          <w:lang w:val="pt-BR"/>
+        </w:rPr>
+        <w:t>Decapterus</w:t>
+      </w:r>
+      <w:proofErr w:type="spellEnd"/>
+      <w:r>
+        <w:rPr>
+          <w:i/>
+          <w:iCs/>
+          <w:lang w:val="pt-BR"/>
+        </w:rPr>
+        <w:t xml:space="preserve"> </w:t>
+      </w:r>
+      <w:proofErr w:type="spellStart"/>
+      <w:r>
+        <w:rPr>
+          <w:i/>
+          <w:iCs/>
+          <w:lang w:val="pt-BR"/>
+        </w:rPr>
+        <w:t>macarellus</w:t>
+      </w:r>
+      <w:proofErr w:type="spellEnd"/>
+      <w:r>
+        <w:rPr>
+          <w:lang w:val="pt-BR"/>
+        </w:rPr>
+        <w:t>) na região norte de Cabo Verde: diagnóstico do período de 2005–2018. Relatório de estágio (Licenciatura em Ciências Biológicas). Universidade de Cabo Verde / INDP, Mindelo.</w:t>
+      </w:r>
+    </w:p>
+    <w:p>
+      <w:pPr>
+        <w:spacing w:after="80"/>
+        <w:ind w:left="425" w:hanging="425"/>
+        <w:jc w:val="both"/>
+        <w:rPr>
+          <w:lang w:val="pt-BR"/>
+        </w:rPr>
+      </w:pPr>
+      <w:r>
+        <w:rPr>
+          <w:lang w:val="pt-BR"/>
+        </w:rPr>
+        <w:t xml:space="preserve">Smith, S.E.; Au, D.W.; Show, C. 1998. Intrinsic rebound potentials of 26 species of Pacific sharks. Marine and Freshwater Research, 49: 663–678.</w:t>
+      </w:r>
+    </w:p>
+    <w:p>
+      <w:pPr>
+        <w:spacing w:after="80"/>
+        <w:ind w:left="425" w:hanging="425"/>
+        <w:jc w:val="both"/>
+      </w:pPr>
+      <w:r>
+        <w:t xml:space="preserve">Stobberup, K.A.; </w:t>
+      </w:r>
+      <w:proofErr w:type="spellStart"/>
+      <w:r>
+        <w:t>Erzini</w:t>
+      </w:r>
+      <w:proofErr w:type="spellEnd"/>
+      <w:r>
+        <w:t xml:space="preserve">, K. 2006. Assessing mackerel scad, </w:t>
+      </w:r>
+      <w:proofErr w:type="spellStart"/>
+      <w:r>
+        <w:rPr>
+          <w:i/>
+          <w:iCs/>
+        </w:rPr>
+        <w:t>Decapterus</w:t>
+      </w:r>
+      <w:proofErr w:type="spellEnd"/>
+      <w:r>
+        <w:rPr>
+          <w:i/>
+          <w:iCs/>
+        </w:rPr>
+        <w:t xml:space="preserve"> </w:t>
+      </w:r>
+      <w:proofErr w:type="spellStart"/>
+      <w:r>
+        <w:rPr>
+          <w:i/>
+          <w:iCs/>
+        </w:rPr>
+        <w:t>macarellus</w:t>
+      </w:r>
+      <w:proofErr w:type="spellEnd"/>
+      <w:r>
+        <w:t>, in Cape Verde: using a Bayesian approach to biomass dynamic modelling in a data-limited situation. Fisheries Research, 82: 194–203. https://doi.org/10.1016/j.fishres.2006.06.005</w:t>
+      </w:r>
+    </w:p>
+    <w:p>
+      <w:pPr>
+        <w:spacing w:after="80"/>
+        <w:ind w:left="425" w:hanging="425"/>
+        <w:jc w:val="both"/>
+      </w:pPr>
+      <w:proofErr w:type="spellStart"/>
+      <w:r>
+        <w:lastRenderedPageBreak/>
+        <w:t>Tariche</w:t>
+      </w:r>
+      <w:proofErr w:type="spellEnd"/>
+      <w:r>
+        <w:t xml:space="preserve">, O.; Martins, A. 2009. </w:t>
+      </w:r>
+      <w:r>
+        <w:rPr>
+          <w:lang w:val="pt-BR"/>
+        </w:rPr>
+        <w:t xml:space="preserve">Dinâmica populacional e avaliação do estado de exploração dos principais recursos haliêuticos de Cabo Verde. </w:t>
+      </w:r>
+      <w:r>
+        <w:t>INDP, Mindelo.</w:t>
+      </w:r>
+    </w:p>
+    <w:p>
+      <w:pPr>
+        <w:spacing w:after="80"/>
+        <w:ind w:left="425" w:hanging="425"/>
+        <w:jc w:val="both"/>
+        <w:rPr>
+          <w:lang w:val="pt-BR"/>
+        </w:rPr>
+      </w:pPr>
+      <w:r>
+        <w:t xml:space="preserve">Thiao, D. 2026. Preliminary bioeconomic assessment of mackerel scad and three tuna-like species in Cabo Verde. </w:t>
+      </w:r>
+      <w:r>
+        <w:rPr>
+          <w:lang w:val="pt-BR"/>
+        </w:rPr>
+        <w:t xml:space="preserve">FAO </w:t>
+      </w:r>
+      <w:proofErr w:type="spellStart"/>
+      <w:r>
+        <w:rPr>
+          <w:lang w:val="pt-BR"/>
+        </w:rPr>
+        <w:t>Fisheries</w:t>
+      </w:r>
+      <w:proofErr w:type="spellEnd"/>
+      <w:r>
+        <w:rPr>
+          <w:lang w:val="pt-BR"/>
+        </w:rPr>
+        <w:t xml:space="preserve"> </w:t>
+      </w:r>
+      <w:proofErr w:type="spellStart"/>
+      <w:r>
+        <w:rPr>
+          <w:lang w:val="pt-BR"/>
+        </w:rPr>
+        <w:t>and</w:t>
+      </w:r>
+      <w:proofErr w:type="spellEnd"/>
+      <w:r>
+        <w:rPr>
+          <w:lang w:val="pt-BR"/>
+        </w:rPr>
+        <w:t xml:space="preserve"> </w:t>
+      </w:r>
+      <w:proofErr w:type="spellStart"/>
+      <w:r>
+        <w:rPr>
+          <w:lang w:val="pt-BR"/>
+        </w:rPr>
+        <w:t>Aquaculture</w:t>
+      </w:r>
+      <w:proofErr w:type="spellEnd"/>
+      <w:r>
+        <w:rPr>
+          <w:lang w:val="pt-BR"/>
+        </w:rPr>
+        <w:t xml:space="preserve"> Circular No. 1297. FAO, Roma. https://doi.org/10.4060/cd8722en</w:t>
+      </w:r>
+    </w:p>
+    <w:p>
+      <w:pPr>
+        <w:spacing w:after="80"/>
+        <w:ind w:left="425" w:hanging="425"/>
+        <w:jc w:val="both"/>
+      </w:pPr>
+      <w:r>
+        <w:t>Vieira, N. 2019. Stock assessment and the influence of environmental parameters on the distribution of mackerel scad (</w:t>
+      </w:r>
+      <w:proofErr w:type="spellStart"/>
+      <w:r>
+        <w:rPr>
+          <w:i/>
+          <w:iCs/>
+        </w:rPr>
+        <w:t>Decapterus</w:t>
+      </w:r>
+      <w:proofErr w:type="spellEnd"/>
+      <w:r>
+        <w:rPr>
+          <w:i/>
+          <w:iCs/>
+        </w:rPr>
+        <w:t xml:space="preserve"> </w:t>
+      </w:r>
+      <w:proofErr w:type="spellStart"/>
+      <w:r>
+        <w:rPr>
+          <w:i/>
+          <w:iCs/>
+        </w:rPr>
+        <w:t>macarellus</w:t>
+      </w:r>
+      <w:proofErr w:type="spellEnd"/>
+      <w:r>
+        <w:t xml:space="preserve">) in Cabo Verde waters. Final project. United Nations University Fisheries Training </w:t>
+      </w:r>
+      <w:proofErr w:type="spellStart"/>
+      <w:r>
+        <w:t>Programme</w:t>
+      </w:r>
+      <w:proofErr w:type="spellEnd"/>
+      <w:r>
+        <w:t>, Reykjavík.</w:t>
+      </w:r>
+    </w:p>
+    <w:p>
+      <w:pPr>
+        <w:spacing w:after="80"/>
+        <w:ind w:left="425" w:hanging="425"/>
+        <w:jc w:val="both"/>
       </w:pPr>
       <w:r>
         <w:t>Winker, H.; Carvalho, F.; Kapur, M. 2018. JABBA: Just Another Bayesian Biomass Assessment. Fisheries Research, 204: 275–288.</w:t>
+      </w:r>
+    </w:p>
+    <w:p>
+      <w:pPr>
+        <w:spacing w:after="80"/>
+        <w:ind w:left="425" w:hanging="425"/>
+        <w:jc w:val="both"/>
+        <w:rPr>
+          <w:lang w:val="pt-BR"/>
+        </w:rPr>
+      </w:pPr>
+      <w:r>
+        <w:rPr>
+          <w:lang w:val="pt-BR"/>
+        </w:rPr>
+        <w:t xml:space="preserve">Zhou, S.; Punt, A.E.; Ye, Y.; Ellis, N.; Dichmont, C.M.; Haddon, M.; Smith, D.C.; Smith, A.D.M. 2017. Estimating stock depletion level from patterns of catch history. Fish and Fisheries, 18: 742–751.</w:t>
       </w:r>
     </w:p>
     <w:sectPr>
